--- a/flow/20230914_vu_template/drafts/2024-08-g/18-НД-Гл.4-Спомин осв. Собору,Флора і Лавра.docx
+++ b/flow/20230914_vu_template/drafts/2024-08-g/18-НД-Гл.4-Спомин осв. Собору,Флора і Лавра.docx
@@ -5513,7 +5513,7 @@
     </w:p>
     <w:p>
       <w:pPr>
-        <w:pStyle w:val="Normal"/>
+        <w:pStyle w:val="a"/>
         <w:spacing w:after="120"/>
       </w:pPr>
       <w:r>
@@ -5524,14 +5524,384 @@
           <w:sz w:val="24"/>
           <w:highlight w:val="white"/>
         </w:rPr>
-        <w:t xml:space="preserve">(г. 2, подібний: Якими прехвальними): </w:t>
-      </w:r>
-      <w:r>
-        <w:rPr>
-          <w:rFonts w:ascii="Times New Roman" w:hAnsi="Times New Roman"/>
-          <w:sz w:val="24"/>
-        </w:rPr>
-        <w:t>Яки́ми недосто́йними уста́ми ублажимо́ Богоро́дицю, чесні́шу від творі́ння і святі́шу спра́вді від херуви́мів та всіх а́нгелів, престо́л Царя́ непохи́тний, дім, у яко́му осели́вся Всеви́шній, спасі́ння сві́ту, Бо́жу святи́ню, що подає́ ві́рним у боже́ственній па́м’яті Її́ преще́дро вели́ку ми́лість?</w:t>
+        <w:t xml:space="preserve">(г. 2, подібний: Якими </w:t>
+      </w:r>
+      <w:r>
+        <w:rPr>
+          <w:rFonts w:ascii="Times New Roman" w:hAnsi="Times New Roman"/>
+          <w:i/>
+          <w:color w:val="FF0000"/>
+          <w:sz w:val="24"/>
+          <w:highlight w:val="white"/>
+        </w:rPr>
+        <w:t>прехвальними</w:t>
+      </w:r>
+      <w:r>
+        <w:rPr>
+          <w:rFonts w:ascii="Times New Roman" w:hAnsi="Times New Roman"/>
+          <w:i/>
+          <w:color w:val="FF0000"/>
+          <w:sz w:val="24"/>
+          <w:highlight w:val="white"/>
+        </w:rPr>
+        <w:t xml:space="preserve">): </w:t>
+      </w:r>
+      <w:r>
+        <w:rPr>
+          <w:rFonts w:ascii="Times New Roman" w:hAnsi="Times New Roman"/>
+          <w:sz w:val="24"/>
+        </w:rPr>
+        <w:t>Яки́ми</w:t>
+      </w:r>
+      <w:r>
+        <w:rPr>
+          <w:rFonts w:ascii="Times New Roman" w:hAnsi="Times New Roman"/>
+          <w:sz w:val="24"/>
+        </w:rPr>
+        <w:t xml:space="preserve"> </w:t>
+      </w:r>
+      <w:r>
+        <w:rPr>
+          <w:rFonts w:ascii="Times New Roman" w:hAnsi="Times New Roman"/>
+          <w:sz w:val="24"/>
+        </w:rPr>
+        <w:t>недосто́йними</w:t>
+      </w:r>
+      <w:r>
+        <w:rPr>
+          <w:rFonts w:ascii="Times New Roman" w:hAnsi="Times New Roman"/>
+          <w:sz w:val="24"/>
+        </w:rPr>
+        <w:t xml:space="preserve"> </w:t>
+      </w:r>
+      <w:r>
+        <w:rPr>
+          <w:rFonts w:ascii="Times New Roman" w:hAnsi="Times New Roman"/>
+          <w:sz w:val="24"/>
+        </w:rPr>
+        <w:t>уста́ми</w:t>
+      </w:r>
+      <w:r>
+        <w:rPr>
+          <w:rFonts w:ascii="Times New Roman" w:hAnsi="Times New Roman"/>
+          <w:sz w:val="24"/>
+        </w:rPr>
+        <w:t xml:space="preserve"> ублажимо́ </w:t>
+      </w:r>
+      <w:r>
+        <w:rPr>
+          <w:rFonts w:ascii="Times New Roman" w:hAnsi="Times New Roman"/>
+          <w:sz w:val="24"/>
+        </w:rPr>
+        <w:t>Богоро́дицю</w:t>
+      </w:r>
+      <w:r>
+        <w:rPr>
+          <w:rFonts w:ascii="Times New Roman" w:hAnsi="Times New Roman"/>
+          <w:sz w:val="24"/>
+        </w:rPr>
+        <w:t xml:space="preserve">, </w:t>
+      </w:r>
+      <w:r>
+        <w:rPr>
+          <w:rFonts w:ascii="Times New Roman" w:hAnsi="Times New Roman"/>
+          <w:sz w:val="24"/>
+        </w:rPr>
+        <w:t>чесні́шу</w:t>
+      </w:r>
+      <w:r>
+        <w:rPr>
+          <w:rFonts w:ascii="Times New Roman" w:hAnsi="Times New Roman"/>
+          <w:sz w:val="24"/>
+        </w:rPr>
+        <w:t xml:space="preserve"> від </w:t>
+      </w:r>
+      <w:r>
+        <w:rPr>
+          <w:rFonts w:ascii="Times New Roman" w:hAnsi="Times New Roman"/>
+          <w:sz w:val="24"/>
+        </w:rPr>
+        <w:t>творі́ння</w:t>
+      </w:r>
+      <w:r>
+        <w:rPr>
+          <w:rFonts w:ascii="Times New Roman" w:hAnsi="Times New Roman"/>
+          <w:sz w:val="24"/>
+        </w:rPr>
+        <w:t xml:space="preserve"> і </w:t>
+      </w:r>
+      <w:r>
+        <w:rPr>
+          <w:rFonts w:ascii="Times New Roman" w:hAnsi="Times New Roman"/>
+          <w:sz w:val="24"/>
+        </w:rPr>
+        <w:t>святі́шу</w:t>
+      </w:r>
+      <w:r>
+        <w:rPr>
+          <w:rFonts w:ascii="Times New Roman" w:hAnsi="Times New Roman"/>
+          <w:sz w:val="24"/>
+        </w:rPr>
+        <w:t xml:space="preserve"> </w:t>
+      </w:r>
+      <w:r>
+        <w:rPr>
+          <w:rFonts w:ascii="Times New Roman" w:hAnsi="Times New Roman"/>
+          <w:sz w:val="24"/>
+        </w:rPr>
+        <w:t>спра́вді</w:t>
+      </w:r>
+      <w:r>
+        <w:rPr>
+          <w:rFonts w:ascii="Times New Roman" w:hAnsi="Times New Roman"/>
+          <w:sz w:val="24"/>
+        </w:rPr>
+        <w:t xml:space="preserve"> від </w:t>
+      </w:r>
+      <w:r>
+        <w:rPr>
+          <w:rFonts w:ascii="Times New Roman" w:hAnsi="Times New Roman"/>
+          <w:sz w:val="24"/>
+        </w:rPr>
+        <w:t>херуви́мів</w:t>
+      </w:r>
+      <w:r>
+        <w:rPr>
+          <w:rFonts w:ascii="Times New Roman" w:hAnsi="Times New Roman"/>
+          <w:sz w:val="24"/>
+        </w:rPr>
+        <w:t xml:space="preserve"> та всіх </w:t>
+      </w:r>
+      <w:r>
+        <w:rPr>
+          <w:rFonts w:ascii="Times New Roman" w:hAnsi="Times New Roman"/>
+          <w:sz w:val="24"/>
+        </w:rPr>
+        <w:t>а́нг</w:t>
+      </w:r>
+      <w:r>
+        <w:rPr>
+          <w:rFonts w:ascii="Times New Roman" w:hAnsi="Times New Roman"/>
+          <w:sz w:val="24"/>
+        </w:rPr>
+        <w:t>елів</w:t>
+      </w:r>
+      <w:r>
+        <w:rPr>
+          <w:rFonts w:ascii="Times New Roman" w:hAnsi="Times New Roman"/>
+          <w:sz w:val="24"/>
+        </w:rPr>
+        <w:t xml:space="preserve">, </w:t>
+      </w:r>
+      <w:r>
+        <w:rPr>
+          <w:rFonts w:ascii="Times New Roman" w:hAnsi="Times New Roman"/>
+          <w:sz w:val="24"/>
+        </w:rPr>
+        <w:t>престо́л</w:t>
+      </w:r>
+      <w:r>
+        <w:rPr>
+          <w:rFonts w:ascii="Times New Roman" w:hAnsi="Times New Roman"/>
+          <w:sz w:val="24"/>
+        </w:rPr>
+        <w:t xml:space="preserve"> Царя́ </w:t>
+      </w:r>
+      <w:r>
+        <w:rPr>
+          <w:rFonts w:ascii="Times New Roman" w:hAnsi="Times New Roman"/>
+          <w:sz w:val="24"/>
+        </w:rPr>
+        <w:t>непохи́тний</w:t>
+      </w:r>
+      <w:r>
+        <w:rPr>
+          <w:rFonts w:ascii="Times New Roman" w:hAnsi="Times New Roman"/>
+          <w:sz w:val="24"/>
+        </w:rPr>
+        <w:t xml:space="preserve">, дім, у </w:t>
+      </w:r>
+      <w:r>
+        <w:rPr>
+          <w:rFonts w:ascii="Times New Roman" w:hAnsi="Times New Roman"/>
+          <w:sz w:val="24"/>
+        </w:rPr>
+        <w:t>яко́му</w:t>
+      </w:r>
+      <w:r>
+        <w:rPr>
+          <w:rFonts w:ascii="Times New Roman" w:hAnsi="Times New Roman"/>
+          <w:sz w:val="24"/>
+        </w:rPr>
+        <w:t xml:space="preserve"> </w:t>
+      </w:r>
+      <w:r>
+        <w:rPr>
+          <w:rFonts w:ascii="Times New Roman" w:hAnsi="Times New Roman"/>
+          <w:sz w:val="24"/>
+        </w:rPr>
+        <w:t>осели́вся</w:t>
+      </w:r>
+      <w:r>
+        <w:rPr>
+          <w:rFonts w:ascii="Times New Roman" w:hAnsi="Times New Roman"/>
+          <w:sz w:val="24"/>
+        </w:rPr>
+        <w:t xml:space="preserve"> </w:t>
+      </w:r>
+      <w:r>
+        <w:rPr>
+          <w:rFonts w:ascii="Times New Roman" w:hAnsi="Times New Roman"/>
+          <w:sz w:val="24"/>
+        </w:rPr>
+        <w:t>Всеви́шній</w:t>
+      </w:r>
+      <w:r>
+        <w:rPr>
+          <w:rFonts w:ascii="Times New Roman" w:hAnsi="Times New Roman"/>
+          <w:sz w:val="24"/>
+        </w:rPr>
+        <w:t xml:space="preserve">, </w:t>
+      </w:r>
+      <w:r>
+        <w:rPr>
+          <w:rFonts w:ascii="Times New Roman" w:hAnsi="Times New Roman"/>
+          <w:sz w:val="24"/>
+        </w:rPr>
+        <w:t>спасі́ння</w:t>
+      </w:r>
+      <w:r>
+        <w:rPr>
+          <w:rFonts w:ascii="Times New Roman" w:hAnsi="Times New Roman"/>
+          <w:sz w:val="24"/>
+        </w:rPr>
+        <w:t xml:space="preserve"> </w:t>
+      </w:r>
+      <w:r>
+        <w:rPr>
+          <w:rFonts w:ascii="Times New Roman" w:hAnsi="Times New Roman"/>
+          <w:sz w:val="24"/>
+        </w:rPr>
+        <w:t>сві́ту</w:t>
+      </w:r>
+      <w:r>
+        <w:rPr>
+          <w:rFonts w:ascii="Times New Roman" w:hAnsi="Times New Roman"/>
+          <w:sz w:val="24"/>
+        </w:rPr>
+        <w:t xml:space="preserve">, </w:t>
+      </w:r>
+      <w:r>
+        <w:rPr>
+          <w:rFonts w:ascii="Times New Roman" w:hAnsi="Times New Roman"/>
+          <w:sz w:val="24"/>
+        </w:rPr>
+        <w:t>Бо́жу</w:t>
+      </w:r>
+      <w:r>
+        <w:rPr>
+          <w:rFonts w:ascii="Times New Roman" w:hAnsi="Times New Roman"/>
+          <w:sz w:val="24"/>
+        </w:rPr>
+        <w:t xml:space="preserve"> </w:t>
+      </w:r>
+      <w:r>
+        <w:rPr>
+          <w:rFonts w:ascii="Times New Roman" w:hAnsi="Times New Roman"/>
+          <w:sz w:val="24"/>
+        </w:rPr>
+        <w:t>святи́ню</w:t>
+      </w:r>
+      <w:r>
+        <w:rPr>
+          <w:rFonts w:ascii="Times New Roman" w:hAnsi="Times New Roman"/>
+          <w:sz w:val="24"/>
+        </w:rPr>
+        <w:t xml:space="preserve">, що подає́ </w:t>
+      </w:r>
+      <w:r>
+        <w:rPr>
+          <w:rFonts w:ascii="Times New Roman" w:hAnsi="Times New Roman"/>
+          <w:sz w:val="24"/>
+        </w:rPr>
+        <w:t>ві́рним</w:t>
+      </w:r>
+      <w:r>
+        <w:rPr>
+          <w:rFonts w:ascii="Times New Roman" w:hAnsi="Times New Roman"/>
+          <w:sz w:val="24"/>
+        </w:rPr>
+        <w:t xml:space="preserve"> у </w:t>
+      </w:r>
+      <w:r>
+        <w:rPr>
+          <w:rFonts w:ascii="Times New Roman" w:hAnsi="Times New Roman"/>
+          <w:sz w:val="24"/>
+        </w:rPr>
+        <w:t>боже́ственній</w:t>
+      </w:r>
+      <w:r>
+        <w:rPr>
+          <w:rFonts w:ascii="Times New Roman" w:hAnsi="Times New Roman"/>
+          <w:sz w:val="24"/>
+        </w:rPr>
+        <w:t xml:space="preserve"> </w:t>
+      </w:r>
+      <w:r>
+        <w:rPr>
+          <w:rFonts w:ascii="Times New Roman" w:hAnsi="Times New Roman"/>
+          <w:sz w:val="24"/>
+        </w:rPr>
+        <w:t>па́м’яті</w:t>
+      </w:r>
+      <w:r>
+        <w:rPr>
+          <w:rFonts w:ascii="Times New Roman" w:hAnsi="Times New Roman"/>
+          <w:sz w:val="24"/>
+        </w:rPr>
+        <w:t xml:space="preserve"> Її́ </w:t>
+      </w:r>
+      <w:r>
+        <w:rPr>
+          <w:rFonts w:ascii="Times New Roman" w:hAnsi="Times New Roman"/>
+          <w:sz w:val="24"/>
+        </w:rPr>
+        <w:t>преще́дро</w:t>
+      </w:r>
+      <w:r>
+        <w:rPr>
+          <w:rFonts w:ascii="Times New Roman" w:hAnsi="Times New Roman"/>
+          <w:sz w:val="24"/>
+        </w:rPr>
+        <w:t xml:space="preserve"> </w:t>
+      </w:r>
+      <w:r>
+        <w:rPr>
+          <w:rFonts w:ascii="Times New Roman" w:hAnsi="Times New Roman"/>
+          <w:sz w:val="24"/>
+        </w:rPr>
+        <w:t>вели́ку</w:t>
+      </w:r>
+      <w:r>
+        <w:rPr>
+          <w:rFonts w:ascii="Times New Roman" w:hAnsi="Times New Roman"/>
+          <w:sz w:val="24"/>
+        </w:rPr>
+        <w:t xml:space="preserve"> </w:t>
+      </w:r>
+      <w:r>
+        <w:rPr>
+          <w:rFonts w:ascii="Times New Roman" w:hAnsi="Times New Roman"/>
+          <w:sz w:val="24"/>
+        </w:rPr>
+        <w:t>ми́лість</w:t>
+      </w:r>
+      <w:r>
+        <w:rPr>
+          <w:rFonts w:ascii="Times New Roman" w:hAnsi="Times New Roman"/>
+          <w:sz w:val="24"/>
+        </w:rPr>
+        <w:t>?</w:t>
       </w:r>
     </w:p>
     <w:p>
@@ -5569,7 +5939,7 @@
     </w:p>
     <w:p>
       <w:pPr>
-        <w:pStyle w:val="Normal"/>
+        <w:pStyle w:val="a"/>
         <w:spacing w:after="120"/>
       </w:pPr>
       <w:r>
@@ -5577,7 +5947,350 @@
           <w:rFonts w:ascii="Times New Roman" w:hAnsi="Times New Roman"/>
           <w:sz w:val="24"/>
         </w:rPr>
-        <w:t>Які́ страшні́ пісні́ принесли́ тоді́ Тобі́, Ді́во, стоячи́ довкру́г о́дра Твого́, всі апо́столи Сло́ва і з жа́хом взива́ли: «Відхо́дить Царе́ва пала́та, підно́ситься Киво́т освя́чення! Бра́ми, піднімі́теся: хай Бо́жа Бра́ма вві́йде в ра́дість, для сві́ту безнаста́нно про́сячи вели́кої ми́лости!»</w:t>
+        <w:t xml:space="preserve">Які́ страшні́ пісні́ принесли́ тоді́ Тобі́, </w:t>
+      </w:r>
+      <w:r>
+        <w:rPr>
+          <w:rFonts w:ascii="Times New Roman" w:hAnsi="Times New Roman"/>
+          <w:sz w:val="24"/>
+        </w:rPr>
+        <w:t>Ді́во</w:t>
+      </w:r>
+      <w:r>
+        <w:rPr>
+          <w:rFonts w:ascii="Times New Roman" w:hAnsi="Times New Roman"/>
+          <w:sz w:val="24"/>
+        </w:rPr>
+        <w:t xml:space="preserve">, стоячи́ </w:t>
+      </w:r>
+      <w:r>
+        <w:rPr>
+          <w:rFonts w:ascii="Times New Roman" w:hAnsi="Times New Roman"/>
+          <w:sz w:val="24"/>
+        </w:rPr>
+        <w:t>довкру́г</w:t>
+      </w:r>
+      <w:r>
+        <w:rPr>
+          <w:rFonts w:ascii="Times New Roman" w:hAnsi="Times New Roman"/>
+          <w:sz w:val="24"/>
+        </w:rPr>
+        <w:t xml:space="preserve"> </w:t>
+      </w:r>
+      <w:r>
+        <w:rPr>
+          <w:rFonts w:ascii="Times New Roman" w:hAnsi="Times New Roman"/>
+          <w:sz w:val="24"/>
+        </w:rPr>
+        <w:t>о́дра</w:t>
+      </w:r>
+      <w:r>
+        <w:rPr>
+          <w:rFonts w:ascii="Times New Roman" w:hAnsi="Times New Roman"/>
+          <w:sz w:val="24"/>
+        </w:rPr>
+        <w:t xml:space="preserve"> Тво</w:t>
+      </w:r>
+      <w:r>
+        <w:rPr>
+          <w:rFonts w:ascii="Times New Roman" w:hAnsi="Times New Roman"/>
+          <w:sz w:val="24"/>
+        </w:rPr>
+        <w:t xml:space="preserve">го́, всі </w:t>
+      </w:r>
+      <w:r>
+        <w:rPr>
+          <w:rFonts w:ascii="Times New Roman" w:hAnsi="Times New Roman"/>
+          <w:sz w:val="24"/>
+        </w:rPr>
+        <w:t>апо́столи</w:t>
+      </w:r>
+      <w:r>
+        <w:rPr>
+          <w:rFonts w:ascii="Times New Roman" w:hAnsi="Times New Roman"/>
+          <w:sz w:val="24"/>
+        </w:rPr>
+        <w:t xml:space="preserve"> </w:t>
+      </w:r>
+      <w:r>
+        <w:rPr>
+          <w:rFonts w:ascii="Times New Roman" w:hAnsi="Times New Roman"/>
+          <w:sz w:val="24"/>
+        </w:rPr>
+        <w:t>Сло́ва</w:t>
+      </w:r>
+      <w:r>
+        <w:rPr>
+          <w:rFonts w:ascii="Times New Roman" w:hAnsi="Times New Roman"/>
+          <w:sz w:val="24"/>
+        </w:rPr>
+        <w:t xml:space="preserve"> і з </w:t>
+      </w:r>
+      <w:r>
+        <w:rPr>
+          <w:rFonts w:ascii="Times New Roman" w:hAnsi="Times New Roman"/>
+          <w:sz w:val="24"/>
+        </w:rPr>
+        <w:t>жа́хом</w:t>
+      </w:r>
+      <w:r>
+        <w:rPr>
+          <w:rFonts w:ascii="Times New Roman" w:hAnsi="Times New Roman"/>
+          <w:sz w:val="24"/>
+        </w:rPr>
+        <w:t xml:space="preserve"> </w:t>
+      </w:r>
+      <w:r>
+        <w:rPr>
+          <w:rFonts w:ascii="Times New Roman" w:hAnsi="Times New Roman"/>
+          <w:sz w:val="24"/>
+        </w:rPr>
+        <w:t>взива́ли</w:t>
+      </w:r>
+      <w:r>
+        <w:rPr>
+          <w:rFonts w:ascii="Times New Roman" w:hAnsi="Times New Roman"/>
+          <w:sz w:val="24"/>
+        </w:rPr>
+        <w:t>: «</w:t>
+      </w:r>
+      <w:r>
+        <w:rPr>
+          <w:rFonts w:ascii="Times New Roman" w:hAnsi="Times New Roman"/>
+          <w:sz w:val="24"/>
+        </w:rPr>
+        <w:t>Відхо́дить</w:t>
+      </w:r>
+      <w:r>
+        <w:rPr>
+          <w:rFonts w:ascii="Times New Roman" w:hAnsi="Times New Roman"/>
+          <w:sz w:val="24"/>
+        </w:rPr>
+        <w:t xml:space="preserve"> </w:t>
+      </w:r>
+      <w:r>
+        <w:rPr>
+          <w:rFonts w:ascii="Times New Roman" w:hAnsi="Times New Roman"/>
+          <w:sz w:val="24"/>
+        </w:rPr>
+        <w:t>Царе́ва</w:t>
+      </w:r>
+      <w:r>
+        <w:rPr>
+          <w:rFonts w:ascii="Times New Roman" w:hAnsi="Times New Roman"/>
+          <w:sz w:val="24"/>
+        </w:rPr>
+        <w:t xml:space="preserve"> </w:t>
+      </w:r>
+      <w:r>
+        <w:rPr>
+          <w:rFonts w:ascii="Times New Roman" w:hAnsi="Times New Roman"/>
+          <w:sz w:val="24"/>
+        </w:rPr>
+        <w:t>пала́та</w:t>
+      </w:r>
+      <w:r>
+        <w:rPr>
+          <w:rFonts w:ascii="Times New Roman" w:hAnsi="Times New Roman"/>
+          <w:sz w:val="24"/>
+        </w:rPr>
+        <w:t xml:space="preserve">, </w:t>
+      </w:r>
+      <w:r>
+        <w:rPr>
+          <w:rFonts w:ascii="Times New Roman" w:hAnsi="Times New Roman"/>
+          <w:sz w:val="24"/>
+        </w:rPr>
+        <w:t>підно́ситься</w:t>
+      </w:r>
+      <w:r>
+        <w:rPr>
+          <w:rFonts w:ascii="Times New Roman" w:hAnsi="Times New Roman"/>
+          <w:sz w:val="24"/>
+        </w:rPr>
+        <w:t xml:space="preserve"> </w:t>
+      </w:r>
+      <w:r>
+        <w:rPr>
+          <w:rFonts w:ascii="Times New Roman" w:hAnsi="Times New Roman"/>
+          <w:sz w:val="24"/>
+        </w:rPr>
+        <w:t>Киво́т</w:t>
+      </w:r>
+      <w:r>
+        <w:rPr>
+          <w:rFonts w:ascii="Times New Roman" w:hAnsi="Times New Roman"/>
+          <w:sz w:val="24"/>
+        </w:rPr>
+        <w:t xml:space="preserve"> </w:t>
+      </w:r>
+      <w:r>
+        <w:rPr>
+          <w:rFonts w:ascii="Times New Roman" w:hAnsi="Times New Roman"/>
+          <w:sz w:val="24"/>
+        </w:rPr>
+        <w:t>освя́чення</w:t>
+      </w:r>
+      <w:r>
+        <w:rPr>
+          <w:rFonts w:ascii="Times New Roman" w:hAnsi="Times New Roman"/>
+          <w:sz w:val="24"/>
+        </w:rPr>
+        <w:t xml:space="preserve">! </w:t>
+      </w:r>
+      <w:r>
+        <w:rPr>
+          <w:rFonts w:ascii="Times New Roman" w:hAnsi="Times New Roman"/>
+          <w:sz w:val="24"/>
+        </w:rPr>
+        <w:t>Бра́ми</w:t>
+      </w:r>
+      <w:r>
+        <w:rPr>
+          <w:rFonts w:ascii="Times New Roman" w:hAnsi="Times New Roman"/>
+          <w:sz w:val="24"/>
+        </w:rPr>
+        <w:t xml:space="preserve">, </w:t>
+      </w:r>
+      <w:r>
+        <w:rPr>
+          <w:rFonts w:ascii="Times New Roman" w:hAnsi="Times New Roman"/>
+          <w:sz w:val="24"/>
+        </w:rPr>
+        <w:t>піднімі́теся</w:t>
+      </w:r>
+      <w:r>
+        <w:rPr>
+          <w:rFonts w:ascii="Times New Roman" w:hAnsi="Times New Roman"/>
+          <w:sz w:val="24"/>
+        </w:rPr>
+        <w:t xml:space="preserve">: хай </w:t>
+      </w:r>
+      <w:r>
+        <w:rPr>
+          <w:rFonts w:ascii="Times New Roman" w:hAnsi="Times New Roman"/>
+          <w:sz w:val="24"/>
+        </w:rPr>
+        <w:t>Бо́жа</w:t>
+      </w:r>
+      <w:r>
+        <w:rPr>
+          <w:rFonts w:ascii="Times New Roman" w:hAnsi="Times New Roman"/>
+          <w:sz w:val="24"/>
+        </w:rPr>
+        <w:t xml:space="preserve"> </w:t>
+      </w:r>
+      <w:r>
+        <w:rPr>
+          <w:rFonts w:ascii="Times New Roman" w:hAnsi="Times New Roman"/>
+          <w:sz w:val="24"/>
+        </w:rPr>
+        <w:t>Бра́ма</w:t>
+      </w:r>
+      <w:r>
+        <w:rPr>
+          <w:rFonts w:ascii="Times New Roman" w:hAnsi="Times New Roman"/>
+          <w:sz w:val="24"/>
+        </w:rPr>
+        <w:t xml:space="preserve"> </w:t>
+      </w:r>
+      <w:r>
+        <w:rPr>
+          <w:rFonts w:ascii="Times New Roman" w:hAnsi="Times New Roman"/>
+          <w:sz w:val="24"/>
+        </w:rPr>
+        <w:t>вві́йде</w:t>
+      </w:r>
+      <w:r>
+        <w:rPr>
+          <w:rFonts w:ascii="Times New Roman" w:hAnsi="Times New Roman"/>
+          <w:sz w:val="24"/>
+        </w:rPr>
+        <w:t xml:space="preserve"> в </w:t>
+      </w:r>
+      <w:r>
+        <w:rPr>
+          <w:rFonts w:ascii="Times New Roman" w:hAnsi="Times New Roman"/>
+          <w:sz w:val="24"/>
+        </w:rPr>
+        <w:t>ра́дість</w:t>
+      </w:r>
+      <w:r>
+        <w:rPr>
+          <w:rFonts w:ascii="Times New Roman" w:hAnsi="Times New Roman"/>
+          <w:sz w:val="24"/>
+        </w:rPr>
+        <w:t xml:space="preserve">, для </w:t>
+      </w:r>
+      <w:r>
+        <w:rPr>
+          <w:rFonts w:ascii="Times New Roman" w:hAnsi="Times New Roman"/>
+          <w:sz w:val="24"/>
+        </w:rPr>
+        <w:t>сві́ту</w:t>
+      </w:r>
+      <w:r>
+        <w:rPr>
+          <w:rFonts w:ascii="Times New Roman" w:hAnsi="Times New Roman"/>
+          <w:sz w:val="24"/>
+        </w:rPr>
+        <w:t xml:space="preserve"> </w:t>
+      </w:r>
+      <w:r>
+        <w:rPr>
+          <w:rFonts w:ascii="Times New Roman" w:hAnsi="Times New Roman"/>
+          <w:sz w:val="24"/>
+        </w:rPr>
+        <w:t>безнаста́нно</w:t>
+      </w:r>
+      <w:r>
+        <w:rPr>
+          <w:rFonts w:ascii="Times New Roman" w:hAnsi="Times New Roman"/>
+          <w:sz w:val="24"/>
+        </w:rPr>
+        <w:t xml:space="preserve"> </w:t>
+      </w:r>
+      <w:r>
+        <w:rPr>
+          <w:rFonts w:ascii="Times New Roman" w:hAnsi="Times New Roman"/>
+          <w:sz w:val="24"/>
+        </w:rPr>
+        <w:t>про́сячи</w:t>
+      </w:r>
+      <w:r>
+        <w:rPr>
+          <w:rFonts w:ascii="Times New Roman" w:hAnsi="Times New Roman"/>
+          <w:sz w:val="24"/>
+        </w:rPr>
+        <w:t xml:space="preserve"> </w:t>
+      </w:r>
+      <w:r>
+        <w:rPr>
+          <w:rFonts w:ascii="Times New Roman" w:hAnsi="Times New Roman"/>
+          <w:sz w:val="24"/>
+        </w:rPr>
+        <w:t>вели́кої</w:t>
+      </w:r>
+      <w:r>
+        <w:rPr>
+          <w:rFonts w:ascii="Times New Roman" w:hAnsi="Times New Roman"/>
+          <w:sz w:val="24"/>
+        </w:rPr>
+        <w:t xml:space="preserve"> </w:t>
+      </w:r>
+      <w:r>
+        <w:rPr>
+          <w:rFonts w:ascii="Times New Roman" w:hAnsi="Times New Roman"/>
+          <w:sz w:val="24"/>
+        </w:rPr>
+        <w:t>ми́лости</w:t>
+      </w:r>
+      <w:r>
+        <w:rPr>
+          <w:rFonts w:ascii="Times New Roman" w:hAnsi="Times New Roman"/>
+          <w:sz w:val="24"/>
+        </w:rPr>
+        <w:t>!»</w:t>
       </w:r>
     </w:p>
     <w:p>
@@ -5625,7 +6338,7 @@
     </w:p>
     <w:p>
       <w:pPr>
-        <w:pStyle w:val="Normal"/>
+        <w:pStyle w:val="a"/>
         <w:spacing w:after="120"/>
       </w:pPr>
       <w:r>
@@ -5633,7 +6346,343 @@
           <w:rFonts w:ascii="Times New Roman" w:hAnsi="Times New Roman"/>
           <w:sz w:val="24"/>
         </w:rPr>
-        <w:t>Які́ духо́вні пісні́ ни́ні принесе́мо Тобі́, Всесвята́я? Безсме́ртним бо успе́нням Твої́м Ти весь світ освяти́ла і до Надсві́тніх перейшла́ – спогляда́ти красу́ Вседержи́теля і з Ним як Ма́тір раді́ти – в су́проводі списоно́сних а́нгельських чи́нів, Чи́стая, і душ пра́ведників, з яки́ми проси́ для нас ми́ру і вели́кої ми́лости.</w:t>
+        <w:t xml:space="preserve">Які́ </w:t>
+      </w:r>
+      <w:r>
+        <w:rPr>
+          <w:rFonts w:ascii="Times New Roman" w:hAnsi="Times New Roman"/>
+          <w:sz w:val="24"/>
+        </w:rPr>
+        <w:t>духо́вні</w:t>
+      </w:r>
+      <w:r>
+        <w:rPr>
+          <w:rFonts w:ascii="Times New Roman" w:hAnsi="Times New Roman"/>
+          <w:sz w:val="24"/>
+        </w:rPr>
+        <w:t xml:space="preserve"> пісні́ </w:t>
+      </w:r>
+      <w:r>
+        <w:rPr>
+          <w:rFonts w:ascii="Times New Roman" w:hAnsi="Times New Roman"/>
+          <w:sz w:val="24"/>
+        </w:rPr>
+        <w:t>ни́ні</w:t>
+      </w:r>
+      <w:r>
+        <w:rPr>
+          <w:rFonts w:ascii="Times New Roman" w:hAnsi="Times New Roman"/>
+          <w:sz w:val="24"/>
+        </w:rPr>
+        <w:t xml:space="preserve"> </w:t>
+      </w:r>
+      <w:r>
+        <w:rPr>
+          <w:rFonts w:ascii="Times New Roman" w:hAnsi="Times New Roman"/>
+          <w:sz w:val="24"/>
+        </w:rPr>
+        <w:t>принесе́м</w:t>
+      </w:r>
+      <w:r>
+        <w:rPr>
+          <w:rFonts w:ascii="Times New Roman" w:hAnsi="Times New Roman"/>
+          <w:sz w:val="24"/>
+        </w:rPr>
+        <w:t>о</w:t>
+      </w:r>
+      <w:r>
+        <w:rPr>
+          <w:rFonts w:ascii="Times New Roman" w:hAnsi="Times New Roman"/>
+          <w:sz w:val="24"/>
+        </w:rPr>
+        <w:t xml:space="preserve"> Тобі́, </w:t>
+      </w:r>
+      <w:r>
+        <w:rPr>
+          <w:rFonts w:ascii="Times New Roman" w:hAnsi="Times New Roman"/>
+          <w:sz w:val="24"/>
+        </w:rPr>
+        <w:t>Всесвята́я</w:t>
+      </w:r>
+      <w:r>
+        <w:rPr>
+          <w:rFonts w:ascii="Times New Roman" w:hAnsi="Times New Roman"/>
+          <w:sz w:val="24"/>
+        </w:rPr>
+        <w:t xml:space="preserve">? </w:t>
+      </w:r>
+      <w:r>
+        <w:rPr>
+          <w:rFonts w:ascii="Times New Roman" w:hAnsi="Times New Roman"/>
+          <w:sz w:val="24"/>
+        </w:rPr>
+        <w:t>Безсме́ртним</w:t>
+      </w:r>
+      <w:r>
+        <w:rPr>
+          <w:rFonts w:ascii="Times New Roman" w:hAnsi="Times New Roman"/>
+          <w:sz w:val="24"/>
+        </w:rPr>
+        <w:t xml:space="preserve"> бо </w:t>
+      </w:r>
+      <w:r>
+        <w:rPr>
+          <w:rFonts w:ascii="Times New Roman" w:hAnsi="Times New Roman"/>
+          <w:sz w:val="24"/>
+        </w:rPr>
+        <w:t>успе́нням</w:t>
+      </w:r>
+      <w:r>
+        <w:rPr>
+          <w:rFonts w:ascii="Times New Roman" w:hAnsi="Times New Roman"/>
+          <w:sz w:val="24"/>
+        </w:rPr>
+        <w:t xml:space="preserve"> </w:t>
+      </w:r>
+      <w:r>
+        <w:rPr>
+          <w:rFonts w:ascii="Times New Roman" w:hAnsi="Times New Roman"/>
+          <w:sz w:val="24"/>
+        </w:rPr>
+        <w:t>Твої́м</w:t>
+      </w:r>
+      <w:r>
+        <w:rPr>
+          <w:rFonts w:ascii="Times New Roman" w:hAnsi="Times New Roman"/>
+          <w:sz w:val="24"/>
+        </w:rPr>
+        <w:t xml:space="preserve"> Ти весь світ </w:t>
+      </w:r>
+      <w:r>
+        <w:rPr>
+          <w:rFonts w:ascii="Times New Roman" w:hAnsi="Times New Roman"/>
+          <w:sz w:val="24"/>
+        </w:rPr>
+        <w:t>освяти́ла</w:t>
+      </w:r>
+      <w:r>
+        <w:rPr>
+          <w:rFonts w:ascii="Times New Roman" w:hAnsi="Times New Roman"/>
+          <w:sz w:val="24"/>
+        </w:rPr>
+        <w:t xml:space="preserve"> і до </w:t>
+      </w:r>
+      <w:r>
+        <w:rPr>
+          <w:rFonts w:ascii="Times New Roman" w:hAnsi="Times New Roman"/>
+          <w:sz w:val="24"/>
+        </w:rPr>
+        <w:t>Надсві́тніх</w:t>
+      </w:r>
+      <w:r>
+        <w:rPr>
+          <w:rFonts w:ascii="Times New Roman" w:hAnsi="Times New Roman"/>
+          <w:sz w:val="24"/>
+        </w:rPr>
+        <w:t xml:space="preserve"> перейшла́ – </w:t>
+      </w:r>
+      <w:r>
+        <w:rPr>
+          <w:rFonts w:ascii="Times New Roman" w:hAnsi="Times New Roman"/>
+          <w:sz w:val="24"/>
+        </w:rPr>
+        <w:t>спогляда́ти</w:t>
+      </w:r>
+      <w:r>
+        <w:rPr>
+          <w:rFonts w:ascii="Times New Roman" w:hAnsi="Times New Roman"/>
+          <w:sz w:val="24"/>
+        </w:rPr>
+        <w:t xml:space="preserve"> красу́ </w:t>
+      </w:r>
+      <w:r>
+        <w:rPr>
+          <w:rFonts w:ascii="Times New Roman" w:hAnsi="Times New Roman"/>
+          <w:sz w:val="24"/>
+        </w:rPr>
+        <w:t>Вседержи́теля</w:t>
+      </w:r>
+      <w:r>
+        <w:rPr>
+          <w:rFonts w:ascii="Times New Roman" w:hAnsi="Times New Roman"/>
+          <w:sz w:val="24"/>
+        </w:rPr>
+        <w:t xml:space="preserve"> і з Ним як </w:t>
+      </w:r>
+      <w:r>
+        <w:rPr>
+          <w:rFonts w:ascii="Times New Roman" w:hAnsi="Times New Roman"/>
+          <w:sz w:val="24"/>
+        </w:rPr>
+        <w:t>Ма́тір</w:t>
+      </w:r>
+      <w:r>
+        <w:rPr>
+          <w:rFonts w:ascii="Times New Roman" w:hAnsi="Times New Roman"/>
+          <w:sz w:val="24"/>
+        </w:rPr>
+        <w:t xml:space="preserve"> </w:t>
+      </w:r>
+      <w:r>
+        <w:rPr>
+          <w:rFonts w:ascii="Times New Roman" w:hAnsi="Times New Roman"/>
+          <w:sz w:val="24"/>
+        </w:rPr>
+        <w:t>раді́ти</w:t>
+      </w:r>
+      <w:r>
+        <w:rPr>
+          <w:rFonts w:ascii="Times New Roman" w:hAnsi="Times New Roman"/>
+          <w:sz w:val="24"/>
+        </w:rPr>
+        <w:t xml:space="preserve"> – в </w:t>
+      </w:r>
+      <w:r>
+        <w:rPr>
+          <w:rFonts w:ascii="Times New Roman" w:hAnsi="Times New Roman"/>
+          <w:sz w:val="24"/>
+        </w:rPr>
+        <w:t>су́проводі</w:t>
+      </w:r>
+      <w:r>
+        <w:rPr>
+          <w:rFonts w:ascii="Times New Roman" w:hAnsi="Times New Roman"/>
+          <w:sz w:val="24"/>
+        </w:rPr>
+        <w:t xml:space="preserve"> </w:t>
+      </w:r>
+      <w:r>
+        <w:rPr>
+          <w:rFonts w:ascii="Times New Roman" w:hAnsi="Times New Roman"/>
+          <w:sz w:val="24"/>
+        </w:rPr>
+        <w:t>списоно́сних</w:t>
+      </w:r>
+      <w:r>
+        <w:rPr>
+          <w:rFonts w:ascii="Times New Roman" w:hAnsi="Times New Roman"/>
+          <w:sz w:val="24"/>
+        </w:rPr>
+        <w:t xml:space="preserve"> </w:t>
+      </w:r>
+      <w:r>
+        <w:rPr>
+          <w:rFonts w:ascii="Times New Roman" w:hAnsi="Times New Roman"/>
+          <w:sz w:val="24"/>
+        </w:rPr>
+        <w:t>а́нгельських</w:t>
+      </w:r>
+      <w:r>
+        <w:rPr>
+          <w:rFonts w:ascii="Times New Roman" w:hAnsi="Times New Roman"/>
+          <w:sz w:val="24"/>
+        </w:rPr>
+        <w:t xml:space="preserve"> </w:t>
+      </w:r>
+      <w:r>
+        <w:rPr>
+          <w:rFonts w:ascii="Times New Roman" w:hAnsi="Times New Roman"/>
+          <w:sz w:val="24"/>
+        </w:rPr>
+        <w:t>чи́нів</w:t>
+      </w:r>
+      <w:r>
+        <w:rPr>
+          <w:rFonts w:ascii="Times New Roman" w:hAnsi="Times New Roman"/>
+          <w:sz w:val="24"/>
+        </w:rPr>
+        <w:t xml:space="preserve">, </w:t>
+      </w:r>
+      <w:r>
+        <w:rPr>
+          <w:rFonts w:ascii="Times New Roman" w:hAnsi="Times New Roman"/>
+          <w:sz w:val="24"/>
+        </w:rPr>
+        <w:t>Чи́стая</w:t>
+      </w:r>
+      <w:r>
+        <w:rPr>
+          <w:rFonts w:ascii="Times New Roman" w:hAnsi="Times New Roman"/>
+          <w:sz w:val="24"/>
+        </w:rPr>
+        <w:t xml:space="preserve">, і душ </w:t>
+      </w:r>
+      <w:r>
+        <w:rPr>
+          <w:rFonts w:ascii="Times New Roman" w:hAnsi="Times New Roman"/>
+          <w:sz w:val="24"/>
+        </w:rPr>
+        <w:t>пра́ведників</w:t>
+      </w:r>
+      <w:r>
+        <w:rPr>
+          <w:rFonts w:ascii="Times New Roman" w:hAnsi="Times New Roman"/>
+          <w:sz w:val="24"/>
+        </w:rPr>
+        <w:t xml:space="preserve">, з </w:t>
+      </w:r>
+      <w:r>
+        <w:rPr>
+          <w:rFonts w:ascii="Times New Roman" w:hAnsi="Times New Roman"/>
+          <w:sz w:val="24"/>
+        </w:rPr>
+        <w:t>яки́ми</w:t>
+      </w:r>
+      <w:r>
+        <w:rPr>
+          <w:rFonts w:ascii="Times New Roman" w:hAnsi="Times New Roman"/>
+          <w:sz w:val="24"/>
+        </w:rPr>
+        <w:t xml:space="preserve"> прос</w:t>
+      </w:r>
+      <w:r>
+        <w:rPr>
+          <w:rFonts w:ascii="Times New Roman" w:hAnsi="Times New Roman"/>
+          <w:sz w:val="24"/>
+        </w:rPr>
+        <w:t xml:space="preserve">и́ для нас </w:t>
+      </w:r>
+      <w:r>
+        <w:rPr>
+          <w:rFonts w:ascii="Times New Roman" w:hAnsi="Times New Roman"/>
+          <w:sz w:val="24"/>
+        </w:rPr>
+        <w:t>ми́ру</w:t>
+      </w:r>
+      <w:r>
+        <w:rPr>
+          <w:rFonts w:ascii="Times New Roman" w:hAnsi="Times New Roman"/>
+          <w:sz w:val="24"/>
+        </w:rPr>
+        <w:t xml:space="preserve"> і </w:t>
+      </w:r>
+      <w:r>
+        <w:rPr>
+          <w:rFonts w:ascii="Times New Roman" w:hAnsi="Times New Roman"/>
+          <w:sz w:val="24"/>
+        </w:rPr>
+        <w:t>вели́кої</w:t>
+      </w:r>
+      <w:r>
+        <w:rPr>
+          <w:rFonts w:ascii="Times New Roman" w:hAnsi="Times New Roman"/>
+          <w:sz w:val="24"/>
+        </w:rPr>
+        <w:t xml:space="preserve"> </w:t>
+      </w:r>
+      <w:r>
+        <w:rPr>
+          <w:rFonts w:ascii="Times New Roman" w:hAnsi="Times New Roman"/>
+          <w:sz w:val="24"/>
+        </w:rPr>
+        <w:t>ми́лости</w:t>
+      </w:r>
+      <w:r>
+        <w:rPr>
+          <w:rFonts w:ascii="Times New Roman" w:hAnsi="Times New Roman"/>
+          <w:sz w:val="24"/>
+        </w:rPr>
+        <w:t>.</w:t>
       </w:r>
     </w:p>
     <w:p>
@@ -5671,7 +6720,7 @@
     </w:p>
     <w:p>
       <w:pPr>
-        <w:pStyle w:val="Normal"/>
+        <w:pStyle w:val="a"/>
         <w:spacing w:after="120"/>
       </w:pPr>
       <w:r>
@@ -5756,7 +6805,7 @@
     </w:p>
     <w:p>
       <w:pPr>
-        <w:pStyle w:val="Normal"/>
+        <w:pStyle w:val="a"/>
         <w:spacing w:after="120"/>
       </w:pPr>
       <w:r>
@@ -5775,7 +6824,359 @@
           <w:sz w:val="24"/>
           <w:highlight w:val="white"/>
         </w:rPr>
-        <w:t>Ка́мені предоскона́лі, * му́чеництвом ви́січені * і ка́рами ви́тесані * – таки́ми, святі́, яви́вшись, * ви воздви́глися у Це́ркву Бо́жу * і і́дольські хра́ми та святи́лища пове́ргли на зе́млю. * Вас ублажа́ємо, * як Ра́ю жи́телів, * як Хра́му Небе́сного дари́ жерто́вні.</w:t>
+        <w:t>Ка́мені</w:t>
+      </w:r>
+      <w:r>
+        <w:rPr>
+          <w:rFonts w:ascii="Times New Roman" w:hAnsi="Times New Roman"/>
+          <w:sz w:val="24"/>
+          <w:highlight w:val="white"/>
+        </w:rPr>
+        <w:t xml:space="preserve"> </w:t>
+      </w:r>
+      <w:r>
+        <w:rPr>
+          <w:rFonts w:ascii="Times New Roman" w:hAnsi="Times New Roman"/>
+          <w:sz w:val="24"/>
+          <w:highlight w:val="white"/>
+        </w:rPr>
+        <w:t>предоскона́лі</w:t>
+      </w:r>
+      <w:r>
+        <w:rPr>
+          <w:rFonts w:ascii="Times New Roman" w:hAnsi="Times New Roman"/>
+          <w:sz w:val="24"/>
+          <w:highlight w:val="white"/>
+        </w:rPr>
+        <w:t xml:space="preserve">, * </w:t>
+      </w:r>
+      <w:r>
+        <w:rPr>
+          <w:rFonts w:ascii="Times New Roman" w:hAnsi="Times New Roman"/>
+          <w:sz w:val="24"/>
+          <w:highlight w:val="white"/>
+        </w:rPr>
+        <w:t>му́чеництвом</w:t>
+      </w:r>
+      <w:r>
+        <w:rPr>
+          <w:rFonts w:ascii="Times New Roman" w:hAnsi="Times New Roman"/>
+          <w:sz w:val="24"/>
+          <w:highlight w:val="white"/>
+        </w:rPr>
+        <w:t xml:space="preserve"> </w:t>
+      </w:r>
+      <w:r>
+        <w:rPr>
+          <w:rFonts w:ascii="Times New Roman" w:hAnsi="Times New Roman"/>
+          <w:sz w:val="24"/>
+          <w:highlight w:val="white"/>
+        </w:rPr>
+        <w:t>ви́січені</w:t>
+      </w:r>
+      <w:r>
+        <w:rPr>
+          <w:rFonts w:ascii="Times New Roman" w:hAnsi="Times New Roman"/>
+          <w:sz w:val="24"/>
+          <w:highlight w:val="white"/>
+        </w:rPr>
+        <w:t xml:space="preserve"> * і </w:t>
+      </w:r>
+      <w:r>
+        <w:rPr>
+          <w:rFonts w:ascii="Times New Roman" w:hAnsi="Times New Roman"/>
+          <w:sz w:val="24"/>
+          <w:highlight w:val="white"/>
+        </w:rPr>
+        <w:t>ка́рами</w:t>
+      </w:r>
+      <w:r>
+        <w:rPr>
+          <w:rFonts w:ascii="Times New Roman" w:hAnsi="Times New Roman"/>
+          <w:sz w:val="24"/>
+          <w:highlight w:val="white"/>
+        </w:rPr>
+        <w:t xml:space="preserve"> </w:t>
+      </w:r>
+      <w:r>
+        <w:rPr>
+          <w:rFonts w:ascii="Times New Roman" w:hAnsi="Times New Roman"/>
+          <w:sz w:val="24"/>
+          <w:highlight w:val="white"/>
+        </w:rPr>
+        <w:t>ви́тесані</w:t>
+      </w:r>
+      <w:r>
+        <w:rPr>
+          <w:rFonts w:ascii="Times New Roman" w:hAnsi="Times New Roman"/>
+          <w:sz w:val="24"/>
+          <w:highlight w:val="white"/>
+        </w:rPr>
+        <w:t xml:space="preserve"> * – </w:t>
+      </w:r>
+      <w:r>
+        <w:rPr>
+          <w:rFonts w:ascii="Times New Roman" w:hAnsi="Times New Roman"/>
+          <w:sz w:val="24"/>
+          <w:highlight w:val="white"/>
+        </w:rPr>
+        <w:t>таки́ми</w:t>
+      </w:r>
+      <w:r>
+        <w:rPr>
+          <w:rFonts w:ascii="Times New Roman" w:hAnsi="Times New Roman"/>
+          <w:sz w:val="24"/>
+          <w:highlight w:val="white"/>
+        </w:rPr>
+        <w:t xml:space="preserve">, святі́, </w:t>
+      </w:r>
+      <w:r>
+        <w:rPr>
+          <w:rFonts w:ascii="Times New Roman" w:hAnsi="Times New Roman"/>
+          <w:sz w:val="24"/>
+          <w:highlight w:val="white"/>
+        </w:rPr>
+        <w:t>яви́вшись</w:t>
+      </w:r>
+      <w:r>
+        <w:rPr>
+          <w:rFonts w:ascii="Times New Roman" w:hAnsi="Times New Roman"/>
+          <w:sz w:val="24"/>
+          <w:highlight w:val="white"/>
+        </w:rPr>
+        <w:t xml:space="preserve">, * ви </w:t>
+      </w:r>
+      <w:r>
+        <w:rPr>
+          <w:rFonts w:ascii="Times New Roman" w:hAnsi="Times New Roman"/>
+          <w:sz w:val="24"/>
+          <w:highlight w:val="white"/>
+        </w:rPr>
+        <w:t>воздви́глися</w:t>
+      </w:r>
+      <w:r>
+        <w:rPr>
+          <w:rFonts w:ascii="Times New Roman" w:hAnsi="Times New Roman"/>
+          <w:sz w:val="24"/>
+          <w:highlight w:val="white"/>
+        </w:rPr>
+        <w:t xml:space="preserve"> у </w:t>
+      </w:r>
+      <w:r>
+        <w:rPr>
+          <w:rFonts w:ascii="Times New Roman" w:hAnsi="Times New Roman"/>
+          <w:sz w:val="24"/>
+          <w:highlight w:val="white"/>
+        </w:rPr>
+        <w:t>Це́ркву</w:t>
+      </w:r>
+      <w:r>
+        <w:rPr>
+          <w:rFonts w:ascii="Times New Roman" w:hAnsi="Times New Roman"/>
+          <w:sz w:val="24"/>
+          <w:highlight w:val="white"/>
+        </w:rPr>
+        <w:t xml:space="preserve"> </w:t>
+      </w:r>
+      <w:r>
+        <w:rPr>
+          <w:rFonts w:ascii="Times New Roman" w:hAnsi="Times New Roman"/>
+          <w:sz w:val="24"/>
+          <w:highlight w:val="white"/>
+        </w:rPr>
+        <w:t>Бо́жу</w:t>
+      </w:r>
+      <w:r>
+        <w:rPr>
+          <w:rFonts w:ascii="Times New Roman" w:hAnsi="Times New Roman"/>
+          <w:sz w:val="24"/>
+          <w:highlight w:val="white"/>
+        </w:rPr>
+        <w:t xml:space="preserve"> * і </w:t>
+      </w:r>
+      <w:r>
+        <w:rPr>
+          <w:rFonts w:ascii="Times New Roman" w:hAnsi="Times New Roman"/>
+          <w:sz w:val="24"/>
+          <w:highlight w:val="white"/>
+        </w:rPr>
+        <w:t>і́дольські</w:t>
+      </w:r>
+      <w:r>
+        <w:rPr>
+          <w:rFonts w:ascii="Times New Roman" w:hAnsi="Times New Roman"/>
+          <w:sz w:val="24"/>
+          <w:highlight w:val="white"/>
+        </w:rPr>
+        <w:t xml:space="preserve"> </w:t>
+      </w:r>
+      <w:r>
+        <w:rPr>
+          <w:rFonts w:ascii="Times New Roman" w:hAnsi="Times New Roman"/>
+          <w:sz w:val="24"/>
+          <w:highlight w:val="white"/>
+        </w:rPr>
+        <w:t>хра́ми</w:t>
+      </w:r>
+      <w:r>
+        <w:rPr>
+          <w:rFonts w:ascii="Times New Roman" w:hAnsi="Times New Roman"/>
+          <w:sz w:val="24"/>
+          <w:highlight w:val="white"/>
+        </w:rPr>
+        <w:t xml:space="preserve"> та </w:t>
+      </w:r>
+      <w:r>
+        <w:rPr>
+          <w:rFonts w:ascii="Times New Roman" w:hAnsi="Times New Roman"/>
+          <w:sz w:val="24"/>
+          <w:highlight w:val="white"/>
+        </w:rPr>
+        <w:t>святи́лища</w:t>
+      </w:r>
+      <w:r>
+        <w:rPr>
+          <w:rFonts w:ascii="Times New Roman" w:hAnsi="Times New Roman"/>
+          <w:sz w:val="24"/>
+          <w:highlight w:val="white"/>
+        </w:rPr>
+        <w:t xml:space="preserve"> </w:t>
+      </w:r>
+      <w:r>
+        <w:rPr>
+          <w:rFonts w:ascii="Times New Roman" w:hAnsi="Times New Roman"/>
+          <w:sz w:val="24"/>
+          <w:highlight w:val="white"/>
+        </w:rPr>
+        <w:t>пове́ргли</w:t>
+      </w:r>
+      <w:r>
+        <w:rPr>
+          <w:rFonts w:ascii="Times New Roman" w:hAnsi="Times New Roman"/>
+          <w:sz w:val="24"/>
+          <w:highlight w:val="white"/>
+        </w:rPr>
+        <w:t xml:space="preserve"> на </w:t>
+      </w:r>
+      <w:r>
+        <w:rPr>
+          <w:rFonts w:ascii="Times New Roman" w:hAnsi="Times New Roman"/>
+          <w:sz w:val="24"/>
+          <w:highlight w:val="white"/>
+        </w:rPr>
+        <w:t>зе́млю</w:t>
+      </w:r>
+      <w:r>
+        <w:rPr>
+          <w:rFonts w:ascii="Times New Roman" w:hAnsi="Times New Roman"/>
+          <w:sz w:val="24"/>
+          <w:highlight w:val="white"/>
+        </w:rPr>
+        <w:t xml:space="preserve">. * Вас </w:t>
+      </w:r>
+      <w:r>
+        <w:rPr>
+          <w:rFonts w:ascii="Times New Roman" w:hAnsi="Times New Roman"/>
+          <w:sz w:val="24"/>
+          <w:highlight w:val="white"/>
+        </w:rPr>
+        <w:t>ублажа́ємо</w:t>
+      </w:r>
+      <w:r>
+        <w:rPr>
+          <w:rFonts w:ascii="Times New Roman" w:hAnsi="Times New Roman"/>
+          <w:sz w:val="24"/>
+          <w:highlight w:val="white"/>
+        </w:rPr>
+        <w:t xml:space="preserve">, * як </w:t>
+      </w:r>
+      <w:r>
+        <w:rPr>
+          <w:rFonts w:ascii="Times New Roman" w:hAnsi="Times New Roman"/>
+          <w:sz w:val="24"/>
+          <w:highlight w:val="white"/>
+        </w:rPr>
+        <w:t>Ра́ю</w:t>
+      </w:r>
+      <w:r>
+        <w:rPr>
+          <w:rFonts w:ascii="Times New Roman" w:hAnsi="Times New Roman"/>
+          <w:sz w:val="24"/>
+          <w:highlight w:val="white"/>
+        </w:rPr>
+        <w:t xml:space="preserve"> </w:t>
+      </w:r>
+      <w:r>
+        <w:rPr>
+          <w:rFonts w:ascii="Times New Roman" w:hAnsi="Times New Roman"/>
+          <w:sz w:val="24"/>
+          <w:highlight w:val="white"/>
+        </w:rPr>
+        <w:t>жи́телів</w:t>
+      </w:r>
+      <w:r>
+        <w:rPr>
+          <w:rFonts w:ascii="Times New Roman" w:hAnsi="Times New Roman"/>
+          <w:sz w:val="24"/>
+          <w:highlight w:val="white"/>
+        </w:rPr>
+        <w:t xml:space="preserve">, * як </w:t>
+      </w:r>
+      <w:r>
+        <w:rPr>
+          <w:rFonts w:ascii="Times New Roman" w:hAnsi="Times New Roman"/>
+          <w:sz w:val="24"/>
+          <w:highlight w:val="white"/>
+        </w:rPr>
+        <w:t>Хра́му</w:t>
+      </w:r>
+      <w:r>
+        <w:rPr>
+          <w:rFonts w:ascii="Times New Roman" w:hAnsi="Times New Roman"/>
+          <w:sz w:val="24"/>
+          <w:highlight w:val="white"/>
+        </w:rPr>
+        <w:t xml:space="preserve"> </w:t>
+      </w:r>
+      <w:r>
+        <w:rPr>
+          <w:rFonts w:ascii="Times New Roman" w:hAnsi="Times New Roman"/>
+          <w:sz w:val="24"/>
+          <w:highlight w:val="white"/>
+        </w:rPr>
+        <w:t>Небе́сного</w:t>
+      </w:r>
+      <w:r>
+        <w:rPr>
+          <w:rFonts w:ascii="Times New Roman" w:hAnsi="Times New Roman"/>
+          <w:sz w:val="24"/>
+          <w:highlight w:val="white"/>
+        </w:rPr>
+        <w:t xml:space="preserve"> да</w:t>
+      </w:r>
+      <w:r>
+        <w:rPr>
+          <w:rFonts w:ascii="Times New Roman" w:hAnsi="Times New Roman"/>
+          <w:sz w:val="24"/>
+          <w:highlight w:val="white"/>
+        </w:rPr>
+        <w:t xml:space="preserve">ри́ </w:t>
+      </w:r>
+      <w:r>
+        <w:rPr>
+          <w:rFonts w:ascii="Times New Roman" w:hAnsi="Times New Roman"/>
+          <w:sz w:val="24"/>
+          <w:highlight w:val="white"/>
+        </w:rPr>
+        <w:t>жерто́вні</w:t>
+      </w:r>
+      <w:r>
+        <w:rPr>
+          <w:rFonts w:ascii="Times New Roman" w:hAnsi="Times New Roman"/>
+          <w:sz w:val="24"/>
+          <w:highlight w:val="white"/>
+        </w:rPr>
+        <w:t>.</w:t>
       </w:r>
     </w:p>
     <w:p>
@@ -5813,7 +7214,7 @@
     </w:p>
     <w:p>
       <w:pPr>
-        <w:pStyle w:val="Normal"/>
+        <w:pStyle w:val="a"/>
         <w:spacing w:after="120"/>
       </w:pPr>
       <w:r>
@@ -5822,12 +7223,412 @@
           <w:sz w:val="24"/>
           <w:highlight w:val="white"/>
         </w:rPr>
-        <w:t>Благода́ті зачерпні́те * і просві́чення приймі́те, * весе́лість і ми́лість, * ви, що торкну́лися моще́й * свяще́нних му́чеників Фло́ра і Ла́вра, * з яки́х го́йно витіка́є Боже́ственна ді́я зці́лень. * І їх, як Госпо́дніх уго́дників, ублажа́ючи, * горли́во закли́чмо: * Бо́же наш, сла́ва Тобі́!</w:t>
-      </w:r>
-    </w:p>
-    <w:p>
-      <w:pPr>
-        <w:pStyle w:val="Normal"/>
+        <w:t>Благода́ті</w:t>
+      </w:r>
+      <w:r>
+        <w:rPr>
+          <w:rFonts w:ascii="Times New Roman" w:hAnsi="Times New Roman"/>
+          <w:sz w:val="24"/>
+          <w:highlight w:val="white"/>
+        </w:rPr>
+        <w:t xml:space="preserve"> </w:t>
+      </w:r>
+      <w:r>
+        <w:rPr>
+          <w:rFonts w:ascii="Times New Roman" w:hAnsi="Times New Roman"/>
+          <w:sz w:val="24"/>
+          <w:highlight w:val="white"/>
+        </w:rPr>
+        <w:t>зачерпні́те</w:t>
+      </w:r>
+      <w:r>
+        <w:rPr>
+          <w:rFonts w:ascii="Times New Roman" w:hAnsi="Times New Roman"/>
+          <w:sz w:val="24"/>
+          <w:highlight w:val="white"/>
+        </w:rPr>
+        <w:t xml:space="preserve"> * і </w:t>
+      </w:r>
+      <w:r>
+        <w:rPr>
+          <w:rFonts w:ascii="Times New Roman" w:hAnsi="Times New Roman"/>
+          <w:sz w:val="24"/>
+          <w:highlight w:val="white"/>
+        </w:rPr>
+        <w:t>просві́чення</w:t>
+      </w:r>
+      <w:r>
+        <w:rPr>
+          <w:rFonts w:ascii="Times New Roman" w:hAnsi="Times New Roman"/>
+          <w:sz w:val="24"/>
+          <w:highlight w:val="white"/>
+        </w:rPr>
+        <w:t xml:space="preserve"> </w:t>
+      </w:r>
+      <w:r>
+        <w:rPr>
+          <w:rFonts w:ascii="Times New Roman" w:hAnsi="Times New Roman"/>
+          <w:sz w:val="24"/>
+          <w:highlight w:val="white"/>
+        </w:rPr>
+        <w:t>приймі́те</w:t>
+      </w:r>
+      <w:r>
+        <w:rPr>
+          <w:rFonts w:ascii="Times New Roman" w:hAnsi="Times New Roman"/>
+          <w:sz w:val="24"/>
+          <w:highlight w:val="white"/>
+        </w:rPr>
+        <w:t xml:space="preserve">, * </w:t>
+      </w:r>
+      <w:r>
+        <w:rPr>
+          <w:rFonts w:ascii="Times New Roman" w:hAnsi="Times New Roman"/>
+          <w:sz w:val="24"/>
+          <w:highlight w:val="white"/>
+        </w:rPr>
+        <w:t>весе́лість</w:t>
+      </w:r>
+      <w:r>
+        <w:rPr>
+          <w:rFonts w:ascii="Times New Roman" w:hAnsi="Times New Roman"/>
+          <w:sz w:val="24"/>
+          <w:highlight w:val="white"/>
+        </w:rPr>
+        <w:t xml:space="preserve"> і </w:t>
+      </w:r>
+      <w:r>
+        <w:rPr>
+          <w:rFonts w:ascii="Times New Roman" w:hAnsi="Times New Roman"/>
+          <w:sz w:val="24"/>
+          <w:highlight w:val="white"/>
+        </w:rPr>
+        <w:t>ми́лість</w:t>
+      </w:r>
+      <w:r>
+        <w:rPr>
+          <w:rFonts w:ascii="Times New Roman" w:hAnsi="Times New Roman"/>
+          <w:sz w:val="24"/>
+          <w:highlight w:val="white"/>
+        </w:rPr>
+        <w:t xml:space="preserve">, * ви, що </w:t>
+      </w:r>
+      <w:r>
+        <w:rPr>
+          <w:rFonts w:ascii="Times New Roman" w:hAnsi="Times New Roman"/>
+          <w:sz w:val="24"/>
+          <w:highlight w:val="white"/>
+        </w:rPr>
+        <w:t>торкну́лися</w:t>
+      </w:r>
+      <w:r>
+        <w:rPr>
+          <w:rFonts w:ascii="Times New Roman" w:hAnsi="Times New Roman"/>
+          <w:sz w:val="24"/>
+          <w:highlight w:val="white"/>
+        </w:rPr>
+        <w:t xml:space="preserve"> </w:t>
+      </w:r>
+      <w:r>
+        <w:rPr>
+          <w:rFonts w:ascii="Times New Roman" w:hAnsi="Times New Roman"/>
+          <w:sz w:val="24"/>
+          <w:highlight w:val="white"/>
+        </w:rPr>
+        <w:t>моще́й</w:t>
+      </w:r>
+      <w:r>
+        <w:rPr>
+          <w:rFonts w:ascii="Times New Roman" w:hAnsi="Times New Roman"/>
+          <w:sz w:val="24"/>
+          <w:highlight w:val="white"/>
+        </w:rPr>
+        <w:t xml:space="preserve"> * </w:t>
+      </w:r>
+      <w:r>
+        <w:rPr>
+          <w:rFonts w:ascii="Times New Roman" w:hAnsi="Times New Roman"/>
+          <w:sz w:val="24"/>
+          <w:highlight w:val="white"/>
+        </w:rPr>
+        <w:t>свяще́нних</w:t>
+      </w:r>
+      <w:r>
+        <w:rPr>
+          <w:rFonts w:ascii="Times New Roman" w:hAnsi="Times New Roman"/>
+          <w:sz w:val="24"/>
+          <w:highlight w:val="white"/>
+        </w:rPr>
+        <w:t xml:space="preserve"> </w:t>
+      </w:r>
+      <w:r>
+        <w:rPr>
+          <w:rFonts w:ascii="Times New Roman" w:hAnsi="Times New Roman"/>
+          <w:sz w:val="24"/>
+          <w:highlight w:val="white"/>
+        </w:rPr>
+        <w:t>му́чеників</w:t>
+      </w:r>
+      <w:r>
+        <w:rPr>
+          <w:rFonts w:ascii="Times New Roman" w:hAnsi="Times New Roman"/>
+          <w:sz w:val="24"/>
+          <w:highlight w:val="white"/>
+        </w:rPr>
+        <w:t xml:space="preserve"> </w:t>
+      </w:r>
+      <w:r>
+        <w:rPr>
+          <w:rFonts w:ascii="Times New Roman" w:hAnsi="Times New Roman"/>
+          <w:sz w:val="24"/>
+          <w:highlight w:val="white"/>
+        </w:rPr>
+        <w:t>Фло́ра</w:t>
+      </w:r>
+      <w:r>
+        <w:rPr>
+          <w:rFonts w:ascii="Times New Roman" w:hAnsi="Times New Roman"/>
+          <w:sz w:val="24"/>
+          <w:highlight w:val="white"/>
+        </w:rPr>
+        <w:t xml:space="preserve"> і </w:t>
+      </w:r>
+      <w:r>
+        <w:rPr>
+          <w:rFonts w:ascii="Times New Roman" w:hAnsi="Times New Roman"/>
+          <w:sz w:val="24"/>
+          <w:highlight w:val="white"/>
+        </w:rPr>
+        <w:t>Ла́вра</w:t>
+      </w:r>
+      <w:r>
+        <w:rPr>
+          <w:rFonts w:ascii="Times New Roman" w:hAnsi="Times New Roman"/>
+          <w:sz w:val="24"/>
+          <w:highlight w:val="white"/>
+        </w:rPr>
+        <w:t xml:space="preserve">, * з </w:t>
+      </w:r>
+      <w:r>
+        <w:rPr>
+          <w:rFonts w:ascii="Times New Roman" w:hAnsi="Times New Roman"/>
+          <w:sz w:val="24"/>
+          <w:highlight w:val="white"/>
+        </w:rPr>
+        <w:t>яки́х</w:t>
+      </w:r>
+      <w:r>
+        <w:rPr>
+          <w:rFonts w:ascii="Times New Roman" w:hAnsi="Times New Roman"/>
+          <w:sz w:val="24"/>
+          <w:highlight w:val="white"/>
+        </w:rPr>
+        <w:t xml:space="preserve"> </w:t>
+      </w:r>
+      <w:r>
+        <w:rPr>
+          <w:rFonts w:ascii="Times New Roman" w:hAnsi="Times New Roman"/>
+          <w:sz w:val="24"/>
+          <w:highlight w:val="white"/>
+        </w:rPr>
+        <w:t>го́йно</w:t>
+      </w:r>
+      <w:r>
+        <w:rPr>
+          <w:rFonts w:ascii="Times New Roman" w:hAnsi="Times New Roman"/>
+          <w:sz w:val="24"/>
+          <w:highlight w:val="white"/>
+        </w:rPr>
+        <w:t xml:space="preserve"> </w:t>
+      </w:r>
+      <w:r>
+        <w:rPr>
+          <w:rFonts w:ascii="Times New Roman" w:hAnsi="Times New Roman"/>
+          <w:sz w:val="24"/>
+          <w:highlight w:val="white"/>
+        </w:rPr>
+        <w:t>витіка́є</w:t>
+      </w:r>
+      <w:r>
+        <w:rPr>
+          <w:rFonts w:ascii="Times New Roman" w:hAnsi="Times New Roman"/>
+          <w:sz w:val="24"/>
+          <w:highlight w:val="white"/>
+        </w:rPr>
+        <w:t xml:space="preserve"> </w:t>
+      </w:r>
+      <w:r>
+        <w:rPr>
+          <w:rFonts w:ascii="Times New Roman" w:hAnsi="Times New Roman"/>
+          <w:sz w:val="24"/>
+          <w:highlight w:val="white"/>
+        </w:rPr>
+        <w:t>Боже́ственна</w:t>
+      </w:r>
+      <w:r>
+        <w:rPr>
+          <w:rFonts w:ascii="Times New Roman" w:hAnsi="Times New Roman"/>
+          <w:sz w:val="24"/>
+          <w:highlight w:val="white"/>
+        </w:rPr>
+        <w:t xml:space="preserve"> </w:t>
+      </w:r>
+      <w:r>
+        <w:rPr>
+          <w:rFonts w:ascii="Times New Roman" w:hAnsi="Times New Roman"/>
+          <w:sz w:val="24"/>
+          <w:highlight w:val="white"/>
+        </w:rPr>
+        <w:t>ді́я</w:t>
+      </w:r>
+      <w:r>
+        <w:rPr>
+          <w:rFonts w:ascii="Times New Roman" w:hAnsi="Times New Roman"/>
+          <w:sz w:val="24"/>
+          <w:highlight w:val="white"/>
+        </w:rPr>
+        <w:t xml:space="preserve"> </w:t>
+      </w:r>
+      <w:r>
+        <w:rPr>
+          <w:rFonts w:ascii="Times New Roman" w:hAnsi="Times New Roman"/>
+          <w:sz w:val="24"/>
+          <w:highlight w:val="white"/>
+        </w:rPr>
+        <w:t>зці́лень</w:t>
+      </w:r>
+      <w:r>
+        <w:rPr>
+          <w:rFonts w:ascii="Times New Roman" w:hAnsi="Times New Roman"/>
+          <w:sz w:val="24"/>
+          <w:highlight w:val="white"/>
+        </w:rPr>
+        <w:t xml:space="preserve">. * І їх, як </w:t>
+      </w:r>
+      <w:r>
+        <w:rPr>
+          <w:rFonts w:ascii="Times New Roman" w:hAnsi="Times New Roman"/>
+          <w:sz w:val="24"/>
+          <w:highlight w:val="white"/>
+        </w:rPr>
+        <w:t>Госпо́дніх</w:t>
+      </w:r>
+      <w:r>
+        <w:rPr>
+          <w:rFonts w:ascii="Times New Roman" w:hAnsi="Times New Roman"/>
+          <w:sz w:val="24"/>
+          <w:highlight w:val="white"/>
+        </w:rPr>
+        <w:t xml:space="preserve"> </w:t>
+      </w:r>
+      <w:r>
+        <w:rPr>
+          <w:rFonts w:ascii="Times New Roman" w:hAnsi="Times New Roman"/>
+          <w:sz w:val="24"/>
+          <w:highlight w:val="white"/>
+        </w:rPr>
+        <w:t>уго́дників</w:t>
+      </w:r>
+      <w:r>
+        <w:rPr>
+          <w:rFonts w:ascii="Times New Roman" w:hAnsi="Times New Roman"/>
+          <w:sz w:val="24"/>
+          <w:highlight w:val="white"/>
+        </w:rPr>
+        <w:t xml:space="preserve">, </w:t>
+      </w:r>
+      <w:r>
+        <w:rPr>
+          <w:rFonts w:ascii="Times New Roman" w:hAnsi="Times New Roman"/>
+          <w:sz w:val="24"/>
+          <w:highlight w:val="white"/>
+        </w:rPr>
+        <w:t>ублажа́ю</w:t>
+      </w:r>
+      <w:r>
+        <w:rPr>
+          <w:rFonts w:ascii="Times New Roman" w:hAnsi="Times New Roman"/>
+          <w:sz w:val="24"/>
+          <w:highlight w:val="white"/>
+        </w:rPr>
+        <w:t>чи</w:t>
+      </w:r>
+      <w:r>
+        <w:rPr>
+          <w:rFonts w:ascii="Times New Roman" w:hAnsi="Times New Roman"/>
+          <w:sz w:val="24"/>
+          <w:highlight w:val="white"/>
+        </w:rPr>
+        <w:t xml:space="preserve">, * </w:t>
+      </w:r>
+      <w:r>
+        <w:rPr>
+          <w:rFonts w:ascii="Times New Roman" w:hAnsi="Times New Roman"/>
+          <w:sz w:val="24"/>
+          <w:highlight w:val="white"/>
+        </w:rPr>
+        <w:t>горли́во</w:t>
+      </w:r>
+      <w:r>
+        <w:rPr>
+          <w:rFonts w:ascii="Times New Roman" w:hAnsi="Times New Roman"/>
+          <w:sz w:val="24"/>
+          <w:highlight w:val="white"/>
+        </w:rPr>
+        <w:t xml:space="preserve"> </w:t>
+      </w:r>
+      <w:r>
+        <w:rPr>
+          <w:rFonts w:ascii="Times New Roman" w:hAnsi="Times New Roman"/>
+          <w:sz w:val="24"/>
+          <w:highlight w:val="white"/>
+        </w:rPr>
+        <w:t>закли́чмо</w:t>
+      </w:r>
+      <w:r>
+        <w:rPr>
+          <w:rFonts w:ascii="Times New Roman" w:hAnsi="Times New Roman"/>
+          <w:sz w:val="24"/>
+          <w:highlight w:val="white"/>
+        </w:rPr>
+        <w:t xml:space="preserve">: * </w:t>
+      </w:r>
+      <w:r>
+        <w:rPr>
+          <w:rFonts w:ascii="Times New Roman" w:hAnsi="Times New Roman"/>
+          <w:sz w:val="24"/>
+          <w:highlight w:val="white"/>
+        </w:rPr>
+        <w:t>Бо́же</w:t>
+      </w:r>
+      <w:r>
+        <w:rPr>
+          <w:rFonts w:ascii="Times New Roman" w:hAnsi="Times New Roman"/>
+          <w:sz w:val="24"/>
+          <w:highlight w:val="white"/>
+        </w:rPr>
+        <w:t xml:space="preserve"> наш, </w:t>
+      </w:r>
+      <w:r>
+        <w:rPr>
+          <w:rFonts w:ascii="Times New Roman" w:hAnsi="Times New Roman"/>
+          <w:sz w:val="24"/>
+          <w:highlight w:val="white"/>
+        </w:rPr>
+        <w:t>сла́ва</w:t>
+      </w:r>
+      <w:r>
+        <w:rPr>
+          <w:rFonts w:ascii="Times New Roman" w:hAnsi="Times New Roman"/>
+          <w:sz w:val="24"/>
+          <w:highlight w:val="white"/>
+        </w:rPr>
+        <w:t xml:space="preserve"> Тобі́!</w:t>
+      </w:r>
+    </w:p>
+    <w:p>
+      <w:pPr>
+        <w:pStyle w:val="a"/>
         <w:spacing w:after="120"/>
       </w:pPr>
       <w:r>
@@ -5864,7 +7665,407 @@
           <w:sz w:val="24"/>
           <w:highlight w:val="white"/>
         </w:rPr>
-        <w:t>Ревни́телі святі́, * бра́ття рі́дні і Христо́ві Фло́ре і Ла́вре, * хвала́ми досто́йними вшано́вані бу́дьте! * Ви бо, міцні́ в по́двизі, * за іспові́дання Бо́га жорсто́ко постражда́вши, * здобули́ перемо́ги вінці́. * Тому́ з а́нгелами во ви́шніх хор тво́рите, * ре́вно мо́лячи Святу́ Тро́йцю * умиротвори́ти світ * і спасти́ ду́ші на́ші.</w:t>
+        <w:t>Ревни́телі</w:t>
+      </w:r>
+      <w:r>
+        <w:rPr>
+          <w:rFonts w:ascii="Times New Roman" w:hAnsi="Times New Roman"/>
+          <w:sz w:val="24"/>
+          <w:highlight w:val="white"/>
+        </w:rPr>
+        <w:t xml:space="preserve"> святі́, * </w:t>
+      </w:r>
+      <w:r>
+        <w:rPr>
+          <w:rFonts w:ascii="Times New Roman" w:hAnsi="Times New Roman"/>
+          <w:sz w:val="24"/>
+          <w:highlight w:val="white"/>
+        </w:rPr>
+        <w:t>бра́ття</w:t>
+      </w:r>
+      <w:r>
+        <w:rPr>
+          <w:rFonts w:ascii="Times New Roman" w:hAnsi="Times New Roman"/>
+          <w:sz w:val="24"/>
+          <w:highlight w:val="white"/>
+        </w:rPr>
+        <w:t xml:space="preserve"> </w:t>
+      </w:r>
+      <w:r>
+        <w:rPr>
+          <w:rFonts w:ascii="Times New Roman" w:hAnsi="Times New Roman"/>
+          <w:sz w:val="24"/>
+          <w:highlight w:val="white"/>
+        </w:rPr>
+        <w:t>рі́дні</w:t>
+      </w:r>
+      <w:r>
+        <w:rPr>
+          <w:rFonts w:ascii="Times New Roman" w:hAnsi="Times New Roman"/>
+          <w:sz w:val="24"/>
+          <w:highlight w:val="white"/>
+        </w:rPr>
+        <w:t xml:space="preserve"> і </w:t>
+      </w:r>
+      <w:r>
+        <w:rPr>
+          <w:rFonts w:ascii="Times New Roman" w:hAnsi="Times New Roman"/>
+          <w:sz w:val="24"/>
+          <w:highlight w:val="white"/>
+        </w:rPr>
+        <w:t>Христо́ві</w:t>
+      </w:r>
+      <w:r>
+        <w:rPr>
+          <w:rFonts w:ascii="Times New Roman" w:hAnsi="Times New Roman"/>
+          <w:sz w:val="24"/>
+          <w:highlight w:val="white"/>
+        </w:rPr>
+        <w:t xml:space="preserve"> </w:t>
+      </w:r>
+      <w:r>
+        <w:rPr>
+          <w:rFonts w:ascii="Times New Roman" w:hAnsi="Times New Roman"/>
+          <w:sz w:val="24"/>
+          <w:highlight w:val="white"/>
+        </w:rPr>
+        <w:t>Фло́ре</w:t>
+      </w:r>
+      <w:r>
+        <w:rPr>
+          <w:rFonts w:ascii="Times New Roman" w:hAnsi="Times New Roman"/>
+          <w:sz w:val="24"/>
+          <w:highlight w:val="white"/>
+        </w:rPr>
+        <w:t xml:space="preserve"> і </w:t>
+      </w:r>
+      <w:r>
+        <w:rPr>
+          <w:rFonts w:ascii="Times New Roman" w:hAnsi="Times New Roman"/>
+          <w:sz w:val="24"/>
+          <w:highlight w:val="white"/>
+        </w:rPr>
+        <w:t>Ла́вре</w:t>
+      </w:r>
+      <w:r>
+        <w:rPr>
+          <w:rFonts w:ascii="Times New Roman" w:hAnsi="Times New Roman"/>
+          <w:sz w:val="24"/>
+          <w:highlight w:val="white"/>
+        </w:rPr>
+        <w:t xml:space="preserve">, * </w:t>
+      </w:r>
+      <w:r>
+        <w:rPr>
+          <w:rFonts w:ascii="Times New Roman" w:hAnsi="Times New Roman"/>
+          <w:sz w:val="24"/>
+          <w:highlight w:val="white"/>
+        </w:rPr>
+        <w:t>хвала́ми</w:t>
+      </w:r>
+      <w:r>
+        <w:rPr>
+          <w:rFonts w:ascii="Times New Roman" w:hAnsi="Times New Roman"/>
+          <w:sz w:val="24"/>
+          <w:highlight w:val="white"/>
+        </w:rPr>
+        <w:t xml:space="preserve"> </w:t>
+      </w:r>
+      <w:r>
+        <w:rPr>
+          <w:rFonts w:ascii="Times New Roman" w:hAnsi="Times New Roman"/>
+          <w:sz w:val="24"/>
+          <w:highlight w:val="white"/>
+        </w:rPr>
+        <w:t>досто́йними</w:t>
+      </w:r>
+      <w:r>
+        <w:rPr>
+          <w:rFonts w:ascii="Times New Roman" w:hAnsi="Times New Roman"/>
+          <w:sz w:val="24"/>
+          <w:highlight w:val="white"/>
+        </w:rPr>
+        <w:t xml:space="preserve"> </w:t>
+      </w:r>
+      <w:r>
+        <w:rPr>
+          <w:rFonts w:ascii="Times New Roman" w:hAnsi="Times New Roman"/>
+          <w:sz w:val="24"/>
+          <w:highlight w:val="white"/>
+        </w:rPr>
+        <w:t>вшано́вані</w:t>
+      </w:r>
+      <w:r>
+        <w:rPr>
+          <w:rFonts w:ascii="Times New Roman" w:hAnsi="Times New Roman"/>
+          <w:sz w:val="24"/>
+          <w:highlight w:val="white"/>
+        </w:rPr>
+        <w:t xml:space="preserve"> </w:t>
+      </w:r>
+      <w:r>
+        <w:rPr>
+          <w:rFonts w:ascii="Times New Roman" w:hAnsi="Times New Roman"/>
+          <w:sz w:val="24"/>
+          <w:highlight w:val="white"/>
+        </w:rPr>
+        <w:t>бу́дьте</w:t>
+      </w:r>
+      <w:r>
+        <w:rPr>
+          <w:rFonts w:ascii="Times New Roman" w:hAnsi="Times New Roman"/>
+          <w:sz w:val="24"/>
+          <w:highlight w:val="white"/>
+        </w:rPr>
+        <w:t xml:space="preserve">! * Ви бо, міцні́ в </w:t>
+      </w:r>
+      <w:r>
+        <w:rPr>
+          <w:rFonts w:ascii="Times New Roman" w:hAnsi="Times New Roman"/>
+          <w:sz w:val="24"/>
+          <w:highlight w:val="white"/>
+        </w:rPr>
+        <w:t>по́двизі</w:t>
+      </w:r>
+      <w:r>
+        <w:rPr>
+          <w:rFonts w:ascii="Times New Roman" w:hAnsi="Times New Roman"/>
+          <w:sz w:val="24"/>
+          <w:highlight w:val="white"/>
+        </w:rPr>
+        <w:t xml:space="preserve">, * за </w:t>
+      </w:r>
+      <w:r>
+        <w:rPr>
+          <w:rFonts w:ascii="Times New Roman" w:hAnsi="Times New Roman"/>
+          <w:sz w:val="24"/>
+          <w:highlight w:val="white"/>
+        </w:rPr>
+        <w:t>іспові́дання</w:t>
+      </w:r>
+      <w:r>
+        <w:rPr>
+          <w:rFonts w:ascii="Times New Roman" w:hAnsi="Times New Roman"/>
+          <w:sz w:val="24"/>
+          <w:highlight w:val="white"/>
+        </w:rPr>
+        <w:t xml:space="preserve"> </w:t>
+      </w:r>
+      <w:r>
+        <w:rPr>
+          <w:rFonts w:ascii="Times New Roman" w:hAnsi="Times New Roman"/>
+          <w:sz w:val="24"/>
+          <w:highlight w:val="white"/>
+        </w:rPr>
+        <w:t>Бо́га</w:t>
+      </w:r>
+      <w:r>
+        <w:rPr>
+          <w:rFonts w:ascii="Times New Roman" w:hAnsi="Times New Roman"/>
+          <w:sz w:val="24"/>
+          <w:highlight w:val="white"/>
+        </w:rPr>
+        <w:t xml:space="preserve"> </w:t>
+      </w:r>
+      <w:r>
+        <w:rPr>
+          <w:rFonts w:ascii="Times New Roman" w:hAnsi="Times New Roman"/>
+          <w:sz w:val="24"/>
+          <w:highlight w:val="white"/>
+        </w:rPr>
+        <w:t>жорсто́ко</w:t>
+      </w:r>
+      <w:r>
+        <w:rPr>
+          <w:rFonts w:ascii="Times New Roman" w:hAnsi="Times New Roman"/>
+          <w:sz w:val="24"/>
+          <w:highlight w:val="white"/>
+        </w:rPr>
+        <w:t xml:space="preserve"> </w:t>
+      </w:r>
+      <w:r>
+        <w:rPr>
+          <w:rFonts w:ascii="Times New Roman" w:hAnsi="Times New Roman"/>
+          <w:sz w:val="24"/>
+          <w:highlight w:val="white"/>
+        </w:rPr>
+        <w:t>постражда́вши</w:t>
+      </w:r>
+      <w:r>
+        <w:rPr>
+          <w:rFonts w:ascii="Times New Roman" w:hAnsi="Times New Roman"/>
+          <w:sz w:val="24"/>
+          <w:highlight w:val="white"/>
+        </w:rPr>
+        <w:t xml:space="preserve">, * здобули́ </w:t>
+      </w:r>
+      <w:r>
+        <w:rPr>
+          <w:rFonts w:ascii="Times New Roman" w:hAnsi="Times New Roman"/>
+          <w:sz w:val="24"/>
+          <w:highlight w:val="white"/>
+        </w:rPr>
+        <w:t>перемо́ги</w:t>
+      </w:r>
+      <w:r>
+        <w:rPr>
+          <w:rFonts w:ascii="Times New Roman" w:hAnsi="Times New Roman"/>
+          <w:sz w:val="24"/>
+          <w:highlight w:val="white"/>
+        </w:rPr>
+        <w:t xml:space="preserve"> вінці́. * Тому́ з </w:t>
+      </w:r>
+      <w:r>
+        <w:rPr>
+          <w:rFonts w:ascii="Times New Roman" w:hAnsi="Times New Roman"/>
+          <w:sz w:val="24"/>
+          <w:highlight w:val="white"/>
+        </w:rPr>
+        <w:t>а́нгелами</w:t>
+      </w:r>
+      <w:r>
+        <w:rPr>
+          <w:rFonts w:ascii="Times New Roman" w:hAnsi="Times New Roman"/>
+          <w:sz w:val="24"/>
+          <w:highlight w:val="white"/>
+        </w:rPr>
+        <w:t xml:space="preserve"> во </w:t>
+      </w:r>
+      <w:r>
+        <w:rPr>
+          <w:rFonts w:ascii="Times New Roman" w:hAnsi="Times New Roman"/>
+          <w:sz w:val="24"/>
+          <w:highlight w:val="white"/>
+        </w:rPr>
+        <w:t>ви́шніх</w:t>
+      </w:r>
+      <w:r>
+        <w:rPr>
+          <w:rFonts w:ascii="Times New Roman" w:hAnsi="Times New Roman"/>
+          <w:sz w:val="24"/>
+          <w:highlight w:val="white"/>
+        </w:rPr>
+        <w:t xml:space="preserve"> хор </w:t>
+      </w:r>
+      <w:r>
+        <w:rPr>
+          <w:rFonts w:ascii="Times New Roman" w:hAnsi="Times New Roman"/>
+          <w:sz w:val="24"/>
+          <w:highlight w:val="white"/>
+        </w:rPr>
+        <w:t>тво́рит</w:t>
+      </w:r>
+      <w:r>
+        <w:rPr>
+          <w:rFonts w:ascii="Times New Roman" w:hAnsi="Times New Roman"/>
+          <w:sz w:val="24"/>
+          <w:highlight w:val="white"/>
+        </w:rPr>
+        <w:t>е</w:t>
+      </w:r>
+      <w:r>
+        <w:rPr>
+          <w:rFonts w:ascii="Times New Roman" w:hAnsi="Times New Roman"/>
+          <w:sz w:val="24"/>
+          <w:highlight w:val="white"/>
+        </w:rPr>
+        <w:t xml:space="preserve">, * </w:t>
+      </w:r>
+      <w:r>
+        <w:rPr>
+          <w:rFonts w:ascii="Times New Roman" w:hAnsi="Times New Roman"/>
+          <w:sz w:val="24"/>
+          <w:highlight w:val="white"/>
+        </w:rPr>
+        <w:t>ре́вно</w:t>
+      </w:r>
+      <w:r>
+        <w:rPr>
+          <w:rFonts w:ascii="Times New Roman" w:hAnsi="Times New Roman"/>
+          <w:sz w:val="24"/>
+          <w:highlight w:val="white"/>
+        </w:rPr>
+        <w:t xml:space="preserve"> </w:t>
+      </w:r>
+      <w:r>
+        <w:rPr>
+          <w:rFonts w:ascii="Times New Roman" w:hAnsi="Times New Roman"/>
+          <w:sz w:val="24"/>
+          <w:highlight w:val="white"/>
+        </w:rPr>
+        <w:t>мо́лячи</w:t>
+      </w:r>
+      <w:r>
+        <w:rPr>
+          <w:rFonts w:ascii="Times New Roman" w:hAnsi="Times New Roman"/>
+          <w:sz w:val="24"/>
+          <w:highlight w:val="white"/>
+        </w:rPr>
+        <w:t xml:space="preserve"> Святу́ </w:t>
+      </w:r>
+      <w:r>
+        <w:rPr>
+          <w:rFonts w:ascii="Times New Roman" w:hAnsi="Times New Roman"/>
+          <w:sz w:val="24"/>
+          <w:highlight w:val="white"/>
+        </w:rPr>
+        <w:t>Тро́йцю</w:t>
+      </w:r>
+      <w:r>
+        <w:rPr>
+          <w:rFonts w:ascii="Times New Roman" w:hAnsi="Times New Roman"/>
+          <w:sz w:val="24"/>
+          <w:highlight w:val="white"/>
+        </w:rPr>
+        <w:t xml:space="preserve"> * </w:t>
+      </w:r>
+      <w:r>
+        <w:rPr>
+          <w:rFonts w:ascii="Times New Roman" w:hAnsi="Times New Roman"/>
+          <w:sz w:val="24"/>
+          <w:highlight w:val="white"/>
+        </w:rPr>
+        <w:t>умиротвори́ти</w:t>
+      </w:r>
+      <w:r>
+        <w:rPr>
+          <w:rFonts w:ascii="Times New Roman" w:hAnsi="Times New Roman"/>
+          <w:sz w:val="24"/>
+          <w:highlight w:val="white"/>
+        </w:rPr>
+        <w:t xml:space="preserve"> світ * і спасти́ </w:t>
+      </w:r>
+      <w:r>
+        <w:rPr>
+          <w:rFonts w:ascii="Times New Roman" w:hAnsi="Times New Roman"/>
+          <w:sz w:val="24"/>
+          <w:highlight w:val="white"/>
+        </w:rPr>
+        <w:t>ду́ші</w:t>
+      </w:r>
+      <w:r>
+        <w:rPr>
+          <w:rFonts w:ascii="Times New Roman" w:hAnsi="Times New Roman"/>
+          <w:sz w:val="24"/>
+          <w:highlight w:val="white"/>
+        </w:rPr>
+        <w:t xml:space="preserve"> </w:t>
+      </w:r>
+      <w:r>
+        <w:rPr>
+          <w:rFonts w:ascii="Times New Roman" w:hAnsi="Times New Roman"/>
+          <w:sz w:val="24"/>
+          <w:highlight w:val="white"/>
+        </w:rPr>
+        <w:t>на́ші</w:t>
+      </w:r>
+      <w:r>
+        <w:rPr>
+          <w:rFonts w:ascii="Times New Roman" w:hAnsi="Times New Roman"/>
+          <w:sz w:val="24"/>
+          <w:highlight w:val="white"/>
+        </w:rPr>
+        <w:t>.</w:t>
       </w:r>
     </w:p>
     <w:p>
@@ -8864,7 +11065,6 @@
       <w:r>
         <w:rPr>
           <w:rFonts w:ascii="Times New Roman" w:hAnsi="Times New Roman"/>
-          <w:color w:val="333333"/>
           <w:sz w:val="24"/>
         </w:rPr>
         <w:t>Сві́тлую воскресі́ння про́повідь від а́нгела взна́вши* і пра́дідне осу́дження відки́нувши,* Госпо́дні учени́ці, хва́лячись, апо́столам мо́вили:* Повали́лася смерть, воскре́с Христо́с Бог,* дару́ючи сві́тові вели́ку ми́лість.</w:t>
@@ -8886,17 +11086,17 @@
         <w:rPr>
           <w:rFonts w:ascii="Times New Roman" w:hAnsi="Times New Roman"/>
           <w:i/>
-          <w:color w:val="FF0000"/>
-          <w:sz w:val="24"/>
-        </w:rPr>
-        <w:t>Тропар (г. 4):</w:t>
-      </w:r>
-      <w:r>
-        <w:rPr>
-          <w:rFonts w:ascii="Times New Roman" w:hAnsi="Times New Roman"/>
-          <w:sz w:val="24"/>
-        </w:rPr>
-        <w:t xml:space="preserve"> Як безцінну красу́ вну́трішньої богоо́бразної ски́нії,* так зо́внішню яви́в єси́ ве́лич свято́го хра́му сла́ви Твоє́ї, Го́споди.* Утверди́ його́ повік-віку* і прийми́ моли́твами Богоро́диці на́ші блага́ння,* що їх у ньо́му безнаста́нно Тобі прино́симо,* всіх Життя́ і Воскресіння.</w:t>
+          <w:color w:val="FF4400"/>
+          <w:sz w:val="24"/>
+        </w:rPr>
+        <w:t xml:space="preserve">(г. 4): </w:t>
+      </w:r>
+      <w:r>
+        <w:rPr>
+          <w:rFonts w:ascii="Times New Roman" w:hAnsi="Times New Roman"/>
+          <w:sz w:val="24"/>
+        </w:rPr>
+        <w:t>Як безцінну красу́ вну́трішньої богоо́бразної ски́нії,* так зо́внішню яви́в єси́ ве́лич свято́го хра́му сла́ви Твоє́ї, Го́споди.* Утверди́ його́ повік-віку* і прийми́ моли́твами Богоро́диці на́ші блага́ння,* що їх у ньо́му безнаста́нно Тобі прино́симо,* всіх Життя́ і Воскресіння.</w:t>
       </w:r>
     </w:p>
     <w:p>
@@ -8915,17 +11115,17 @@
         <w:rPr>
           <w:rFonts w:ascii="Times New Roman" w:hAnsi="Times New Roman"/>
           <w:i/>
-          <w:color w:val="FF0000"/>
-          <w:sz w:val="24"/>
-        </w:rPr>
-        <w:t>Тропар (г. 4):</w:t>
-      </w:r>
-      <w:r>
-        <w:rPr>
-          <w:rFonts w:ascii="Times New Roman" w:hAnsi="Times New Roman"/>
-          <w:sz w:val="24"/>
-        </w:rPr>
-        <w:t xml:space="preserve"> Як безцінну красу́ вну́трішньої богоо́бразної ски́нії,* так зо́внішню яви́в єси́ ве́лич свято́го хра́му сла́ви Твоє́ї, Го́споди.* Утверди́ його́ повік-віку* і прийми́ моли́твами Богоро́диці на́ші блага́ння,* що їх у ньо́му безнаста́нно Тобі прино́симо,* всіх Життя́ і Воскресіння.</w:t>
+          <w:color w:val="FF4400"/>
+          <w:sz w:val="24"/>
+        </w:rPr>
+        <w:t xml:space="preserve">(г. 4): </w:t>
+      </w:r>
+      <w:r>
+        <w:rPr>
+          <w:rFonts w:ascii="Times New Roman" w:hAnsi="Times New Roman"/>
+          <w:sz w:val="24"/>
+        </w:rPr>
+        <w:t>Як безцінну красу́ вну́трішньої богоо́бразної ски́нії,* так зо́внішню яви́в єси́ ве́лич свято́го хра́му сла́ви Твоє́ї, Го́споди.* Утверди́ його́ повік-віку* і прийми́ моли́твами Богоро́диці на́ші блага́ння,* що їх у ньо́му безнаста́нно Тобі прино́симо,* всіх Життя́ і Воскресіння.</w:t>
       </w:r>
     </w:p>
     <w:p>
@@ -13764,7 +15964,6 @@
       <w:r>
         <w:rPr>
           <w:rFonts w:ascii="Times New Roman" w:hAnsi="Times New Roman"/>
-          <w:color w:val="333333"/>
           <w:sz w:val="24"/>
         </w:rPr>
         <w:t>Сві́тлую воскресі́ння про́повідь від а́нгела взна́вши* і пра́дідне осу́дження відки́нувши,* Госпо́дні учени́ці, хва́лячись, апо́столам мо́вили:* Повали́лася смерть, воскре́с Христо́с Бог,* дару́ючи сві́тові вели́ку ми́лість.</w:t>
@@ -13795,17 +15994,17 @@
         <w:rPr>
           <w:rFonts w:ascii="Times New Roman" w:hAnsi="Times New Roman"/>
           <w:i/>
-          <w:color w:val="FF0000"/>
-          <w:sz w:val="24"/>
-        </w:rPr>
-        <w:t>Тропар (г. 4):</w:t>
-      </w:r>
-      <w:r>
-        <w:rPr>
-          <w:rFonts w:ascii="Times New Roman" w:hAnsi="Times New Roman"/>
-          <w:sz w:val="24"/>
-        </w:rPr>
-        <w:t xml:space="preserve"> Як безцінну красу́ вну́трішньої богоо́бразної ски́нії,* так зо́внішню яви́в єси́ ве́лич свято́го хра́му сла́ви Твоє́ї, Го́споди.* Утверди́ його́ повік-віку* і прийми́ моли́твами Богоро́диці на́ші блага́ння,* що їх у ньо́му безнаста́нно Тобі прино́симо,* всіх Життя́ і Воскресіння.</w:t>
+          <w:color w:val="FF4400"/>
+          <w:sz w:val="24"/>
+        </w:rPr>
+        <w:t xml:space="preserve">(г. 4): </w:t>
+      </w:r>
+      <w:r>
+        <w:rPr>
+          <w:rFonts w:ascii="Times New Roman" w:hAnsi="Times New Roman"/>
+          <w:sz w:val="24"/>
+        </w:rPr>
+        <w:t>Як безцінну красу́ вну́трішньої богоо́бразної ски́нії,* так зо́внішню яви́в єси́ ве́лич свято́го хра́му сла́ви Твоє́ї, Го́споди.* Утверди́ його́ повік-віку* і прийми́ моли́твами Богоро́диці на́ші блага́ння,* що їх у ньо́му безнаста́нно Тобі прино́симо,* всіх Життя́ і Воскресіння.</w:t>
       </w:r>
     </w:p>
     <w:p>
@@ -13824,17 +16023,17 @@
         <w:rPr>
           <w:rFonts w:ascii="Times New Roman" w:hAnsi="Times New Roman"/>
           <w:i/>
-          <w:color w:val="FF0000"/>
-          <w:sz w:val="24"/>
-        </w:rPr>
-        <w:t>Тропар (г. 4):</w:t>
-      </w:r>
-      <w:r>
-        <w:rPr>
-          <w:rFonts w:ascii="Times New Roman" w:hAnsi="Times New Roman"/>
-          <w:sz w:val="24"/>
-        </w:rPr>
-        <w:t xml:space="preserve"> Як безцінну красу́ вну́трішньої богоо́бразної ски́нії,* так зо́внішню яви́в єси́ ве́лич свято́го хра́му сла́ви Твоє́ї, Го́споди.* Утверди́ його́ повік-віку* і прийми́ моли́твами Богоро́диці на́ші блага́ння,* що їх у ньо́му безнаста́нно Тобі прино́симо,* всіх Життя́ і Воскресіння.</w:t>
+          <w:color w:val="FF4400"/>
+          <w:sz w:val="24"/>
+        </w:rPr>
+        <w:t xml:space="preserve">(г. 4): </w:t>
+      </w:r>
+      <w:r>
+        <w:rPr>
+          <w:rFonts w:ascii="Times New Roman" w:hAnsi="Times New Roman"/>
+          <w:sz w:val="24"/>
+        </w:rPr>
+        <w:t>Як безцінну красу́ вну́трішньої богоо́бразної ски́нії,* так зо́внішню яви́в єси́ ве́лич свято́го хра́му сла́ви Твоє́ї, Го́споди.* Утверди́ його́ повік-віку* і прийми́ моли́твами Богоро́диці на́ші блага́ння,* що їх у ньо́му безнаста́нно Тобі прино́симо,* всіх Життя́ і Воскресіння.</w:t>
       </w:r>
     </w:p>
     <w:p>

--- a/flow/20230914_vu_template/drafts/2024-08-g/18-НД-Гл.4-Спомин осв. Собору,Флора і Лавра.docx
+++ b/flow/20230914_vu_template/drafts/2024-08-g/18-НД-Гл.4-Спомин осв. Собору,Флора і Лавра.docx
@@ -185,31 +185,85 @@
     </w:p>
     <w:p>
       <w:pPr>
-        <w:spacing w:after="120"/>
-        <w:jc w:val="both"/>
-        <w:rPr>
-          <w:rFonts w:ascii="Times New Roman" w:hAnsi="Times New Roman" w:cs="Times New Roman"/>
-          <w:sz w:val="24"/>
-          <w:szCs w:val="24"/>
-        </w:rPr>
-      </w:pPr>
-      <w:r>
-        <w:rPr>
-          <w:rFonts w:ascii="Times New Roman" w:hAnsi="Times New Roman" w:cs="Times New Roman"/>
-          <w:sz w:val="24"/>
-          <w:szCs w:val="24"/>
-        </w:rPr>
-        <w:t xml:space="preserve">Святий Боже, святий Кріпкий, святий Безсмертний, помилуй нас </w:t>
-      </w:r>
-      <w:r>
-        <w:rPr>
-          <w:rFonts w:ascii="Times New Roman" w:hAnsi="Times New Roman" w:cs="Times New Roman"/>
-          <w:i/>
-          <w:color w:val="FF0000"/>
-          <w:sz w:val="24"/>
-          <w:szCs w:val="24"/>
-        </w:rPr>
-        <w:t>(3 р.)</w:t>
+        <w:pStyle w:val="a"/>
+        <w:spacing w:after="120"/>
+      </w:pPr>
+      <w:r>
+        <w:rPr>
+          <w:rFonts w:ascii="Times New Roman" w:hAnsi="Times New Roman"/>
+          <w:sz w:val="24"/>
+        </w:rPr>
+        <w:t xml:space="preserve">Святий Боже, святий Кріпкий, святий Безсмертний, помилуй нас. </w:t>
+      </w:r>
+      <w:r>
+        <w:rPr>
+          <w:rFonts w:ascii="Times New Roman" w:hAnsi="Times New Roman"/>
+          <w:i/>
+          <w:color w:val="FF0000"/>
+          <w:sz w:val="24"/>
+        </w:rPr>
+        <w:t>(3 р.)</w:t>
+      </w:r>
+    </w:p>
+    <w:p>
+      <w:pPr>
+        <w:pStyle w:val="a"/>
+        <w:spacing w:after="120"/>
+      </w:pPr>
+      <w:r>
+        <w:rPr>
+          <w:rFonts w:ascii="Times New Roman" w:hAnsi="Times New Roman"/>
+          <w:sz w:val="24"/>
+        </w:rPr>
+        <w:t>Слава Отцю, і Сину, і Святому Духові,* і нині і повсякчас, і на віки віків. Амінь.</w:t>
+      </w:r>
+    </w:p>
+    <w:p>
+      <w:pPr>
+        <w:spacing w:after="120"/>
+        <w:jc w:val="both"/>
+        <w:rPr>
+          <w:rFonts w:ascii="Times New Roman" w:hAnsi="Times New Roman" w:cs="Times New Roman"/>
+          <w:sz w:val="24"/>
+          <w:szCs w:val="24"/>
+        </w:rPr>
+      </w:pPr>
+      <w:r>
+        <w:rPr>
+          <w:rFonts w:ascii="Times New Roman" w:hAnsi="Times New Roman" w:cs="Times New Roman"/>
+          <w:sz w:val="24"/>
+          <w:szCs w:val="24"/>
+        </w:rPr>
+        <w:t>Пресвята Тройце, помилуй нас;* Господи, очисти гріхи наші;* Владико, прости беззаконня наші;* Святий, завітай і зціли немочі наші імени твого ради.</w:t>
+      </w:r>
+    </w:p>
+    <w:p>
+      <w:pPr>
+        <w:spacing w:after="120"/>
+        <w:jc w:val="both"/>
+        <w:rPr>
+          <w:rFonts w:ascii="Times New Roman" w:hAnsi="Times New Roman" w:cs="Times New Roman"/>
+          <w:sz w:val="24"/>
+          <w:szCs w:val="24"/>
+        </w:rPr>
+      </w:pPr>
+      <w:r>
+        <w:rPr>
+          <w:rFonts w:ascii="Times New Roman" w:hAnsi="Times New Roman" w:cs="Times New Roman"/>
+          <w:sz w:val="24"/>
+          <w:szCs w:val="24"/>
+        </w:rPr>
+        <w:t xml:space="preserve">Господи, помилуй </w:t>
+      </w:r>
+      <w:r>
+        <w:rPr>
+          <w:rFonts w:ascii="Times New Roman" w:hAnsi="Times New Roman" w:cs="Times New Roman"/>
+          <w:i/>
+          <w:color w:val="FF0000"/>
+          <w:sz w:val="24"/>
+          <w:szCs w:val="24"/>
+        </w:rPr>
+        <w:t>(3 р.)</w:t>
       </w:r>
       <w:r>
         <w:rPr>
@@ -223,76 +277,133 @@
     </w:p>
     <w:p>
       <w:pPr>
-        <w:spacing w:after="120"/>
-        <w:jc w:val="both"/>
-        <w:rPr>
-          <w:rFonts w:ascii="Times New Roman" w:hAnsi="Times New Roman" w:cs="Times New Roman"/>
-          <w:sz w:val="24"/>
-          <w:szCs w:val="24"/>
-        </w:rPr>
-      </w:pPr>
-      <w:r>
-        <w:rPr>
-          <w:rFonts w:ascii="Times New Roman" w:hAnsi="Times New Roman" w:cs="Times New Roman"/>
-          <w:sz w:val="24"/>
-          <w:szCs w:val="24"/>
-        </w:rPr>
-        <w:t>Слава Отцю, і Сину, і Святому Духові,* і нині і повсякчас, і на віки віків. Амінь.</w:t>
-      </w:r>
-    </w:p>
-    <w:p>
-      <w:pPr>
-        <w:spacing w:after="120"/>
-        <w:jc w:val="both"/>
-        <w:rPr>
-          <w:rFonts w:ascii="Times New Roman" w:hAnsi="Times New Roman" w:cs="Times New Roman"/>
-          <w:sz w:val="24"/>
-          <w:szCs w:val="24"/>
-        </w:rPr>
-      </w:pPr>
-      <w:r>
-        <w:rPr>
-          <w:rFonts w:ascii="Times New Roman" w:hAnsi="Times New Roman" w:cs="Times New Roman"/>
-          <w:sz w:val="24"/>
-          <w:szCs w:val="24"/>
-        </w:rPr>
-        <w:t>Пресвята Тройце, помилуй нас;* Господи, очисти гріхи наші;* Владико, прости беззаконня наші;* Святий, завітай і зціли немочі наші імени твого ради.</w:t>
-      </w:r>
-    </w:p>
-    <w:p>
-      <w:pPr>
-        <w:spacing w:after="120"/>
-        <w:jc w:val="both"/>
-        <w:rPr>
-          <w:rFonts w:ascii="Times New Roman" w:hAnsi="Times New Roman" w:cs="Times New Roman"/>
-          <w:sz w:val="24"/>
-          <w:szCs w:val="24"/>
-        </w:rPr>
-      </w:pPr>
-      <w:r>
-        <w:rPr>
-          <w:rFonts w:ascii="Times New Roman" w:hAnsi="Times New Roman" w:cs="Times New Roman"/>
-          <w:sz w:val="24"/>
-          <w:szCs w:val="24"/>
-        </w:rPr>
-        <w:t xml:space="preserve">Господи, помилуй </w:t>
-      </w:r>
-      <w:r>
-        <w:rPr>
-          <w:rFonts w:ascii="Times New Roman" w:hAnsi="Times New Roman" w:cs="Times New Roman"/>
-          <w:i/>
-          <w:color w:val="FF0000"/>
-          <w:sz w:val="24"/>
-          <w:szCs w:val="24"/>
-        </w:rPr>
-        <w:t>(3 р.)</w:t>
-      </w:r>
-      <w:r>
-        <w:rPr>
-          <w:rFonts w:ascii="Times New Roman" w:hAnsi="Times New Roman" w:cs="Times New Roman"/>
-          <w:i/>
-          <w:sz w:val="24"/>
-          <w:szCs w:val="24"/>
+        <w:pStyle w:val="a"/>
+        <w:spacing w:after="120"/>
+      </w:pPr>
+      <w:r>
+        <w:rPr>
+          <w:rFonts w:ascii="Times New Roman" w:hAnsi="Times New Roman"/>
+          <w:sz w:val="24"/>
+        </w:rPr>
+        <w:t xml:space="preserve">Слава </w:t>
+      </w:r>
+      <w:r>
+        <w:rPr>
+          <w:rFonts w:ascii="Times New Roman" w:hAnsi="Times New Roman"/>
+          <w:sz w:val="24"/>
+        </w:rPr>
+        <w:t>Отцю</w:t>
+      </w:r>
+      <w:r>
+        <w:rPr>
+          <w:rFonts w:ascii="Times New Roman" w:hAnsi="Times New Roman"/>
+          <w:sz w:val="24"/>
+        </w:rPr>
+        <w:t xml:space="preserve">, і Сину, і Святому </w:t>
+      </w:r>
+      <w:r>
+        <w:rPr>
+          <w:rFonts w:ascii="Times New Roman" w:hAnsi="Times New Roman"/>
+          <w:sz w:val="24"/>
+        </w:rPr>
+        <w:t>Духові</w:t>
+      </w:r>
+      <w:r>
+        <w:rPr>
+          <w:rFonts w:ascii="Times New Roman" w:hAnsi="Times New Roman"/>
+          <w:sz w:val="24"/>
+        </w:rPr>
+        <w:t>,</w:t>
+      </w:r>
+      <w:r>
+        <w:rPr>
+          <w:rFonts w:ascii="Times New Roman" w:hAnsi="Times New Roman"/>
+          <w:sz w:val="24"/>
+        </w:rPr>
+        <w:t xml:space="preserve">* </w:t>
+      </w:r>
+      <w:r>
+        <w:rPr>
+          <w:rFonts w:ascii="Times New Roman" w:hAnsi="Times New Roman"/>
+          <w:sz w:val="24"/>
+        </w:rPr>
+        <w:t>і</w:t>
+      </w:r>
+      <w:r>
+        <w:rPr>
+          <w:rFonts w:ascii="Times New Roman" w:hAnsi="Times New Roman"/>
+          <w:b/>
+          <w:sz w:val="24"/>
+        </w:rPr>
+        <w:t xml:space="preserve"> </w:t>
+      </w:r>
+      <w:r>
+        <w:rPr>
+          <w:rFonts w:ascii="Times New Roman" w:hAnsi="Times New Roman"/>
+          <w:sz w:val="24"/>
+        </w:rPr>
+        <w:t>нині</w:t>
+      </w:r>
+      <w:r>
+        <w:rPr>
+          <w:rFonts w:ascii="Times New Roman" w:hAnsi="Times New Roman"/>
+          <w:sz w:val="24"/>
+        </w:rPr>
+        <w:t xml:space="preserve"> і </w:t>
+      </w:r>
+      <w:r>
+        <w:rPr>
+          <w:rFonts w:ascii="Times New Roman" w:hAnsi="Times New Roman"/>
+          <w:sz w:val="24"/>
+        </w:rPr>
+        <w:t>повсякчас</w:t>
+      </w:r>
+      <w:r>
+        <w:rPr>
+          <w:rFonts w:ascii="Times New Roman" w:hAnsi="Times New Roman"/>
+          <w:sz w:val="24"/>
+        </w:rPr>
+        <w:t xml:space="preserve">, і на </w:t>
+      </w:r>
+      <w:r>
+        <w:rPr>
+          <w:rFonts w:ascii="Times New Roman" w:hAnsi="Times New Roman"/>
+          <w:sz w:val="24"/>
+        </w:rPr>
+        <w:t>віки</w:t>
+      </w:r>
+      <w:r>
+        <w:rPr>
+          <w:rFonts w:ascii="Times New Roman" w:hAnsi="Times New Roman"/>
+          <w:sz w:val="24"/>
+        </w:rPr>
+        <w:t xml:space="preserve"> </w:t>
+      </w:r>
+      <w:r>
+        <w:rPr>
+          <w:rFonts w:ascii="Times New Roman" w:hAnsi="Times New Roman"/>
+          <w:sz w:val="24"/>
+        </w:rPr>
+        <w:t>віків</w:t>
+      </w:r>
+      <w:r>
+        <w:rPr>
+          <w:rFonts w:ascii="Times New Roman" w:hAnsi="Times New Roman"/>
+          <w:sz w:val="24"/>
+        </w:rPr>
+        <w:t xml:space="preserve">. </w:t>
+      </w:r>
+      <w:r>
+        <w:rPr>
+          <w:rFonts w:ascii="Times New Roman" w:hAnsi="Times New Roman"/>
+          <w:sz w:val="24"/>
+        </w:rPr>
+        <w:t>Амінь</w:t>
+      </w:r>
+      <w:r>
+        <w:rPr>
+          <w:rFonts w:ascii="Times New Roman" w:hAnsi="Times New Roman"/>
+          <w:sz w:val="24"/>
         </w:rPr>
         <w:t>.</w:t>
       </w:r>
@@ -313,25 +424,6 @@
           <w:sz w:val="24"/>
           <w:szCs w:val="24"/>
         </w:rPr>
-        <w:t>Слава Отцю, і Сину, і Святому Духові.* І нині і повсякчас, і на віки віків. Амінь.</w:t>
-      </w:r>
-    </w:p>
-    <w:p>
-      <w:pPr>
-        <w:spacing w:after="120"/>
-        <w:jc w:val="both"/>
-        <w:rPr>
-          <w:rFonts w:ascii="Times New Roman" w:hAnsi="Times New Roman" w:cs="Times New Roman"/>
-          <w:sz w:val="24"/>
-          <w:szCs w:val="24"/>
-        </w:rPr>
-      </w:pPr>
-      <w:r>
-        <w:rPr>
-          <w:rFonts w:ascii="Times New Roman" w:hAnsi="Times New Roman" w:cs="Times New Roman"/>
-          <w:sz w:val="24"/>
-          <w:szCs w:val="24"/>
-        </w:rPr>
         <w:t>Отче наш, що єси на небесах,* нехай святиться ім’я твоє,* нехай прийде царство твоє,* нехай буде воля твоя, як на небі, так і на землі.* Хліб наш насущний дай нам сьогодні,* і прости нам провини наші,* як і ми прощаємо винуватцям нашим,* і не введи нас у спокусу,* але визволи нас від лукавого.</w:t>
       </w:r>
     </w:p>
@@ -407,7 +499,7 @@
           <w:sz w:val="24"/>
           <w:szCs w:val="24"/>
         </w:rPr>
-        <w:t>(12 р.)</w:t>
+        <w:t>(12 р.)</w:t>
       </w:r>
       <w:r>
         <w:rPr>
@@ -1193,27 +1285,27 @@
           <w:sz w:val="24"/>
           <w:szCs w:val="24"/>
         </w:rPr>
-        <w:t> Господи щедрий і милосердний, довготерпеливий і многомилостивий! Вислухай молитви наші і зверни увагу на голос моління нашого і яви нам знак милости твоєї, наведи нас на дорогу твою, щоб ходили ми в твоїй правді. Звесели серця наші, щоб ми боялись імення твого святого, бо ти великий і твориш чуда; ти Бог єдиний і немає подібного тобі між богами, Господи. Ти сильний у милості і добрий у силі, аби допомагати й утішати, і спасати всіх, хто на ім'я твоє святе уповає. Бо тобі належить усяка слава, честь і поклоніння: Отцю, Сину, і Святому Духові, нині і повсякчас, і на віки віків. Амінь.</w:t>
-      </w:r>
-    </w:p>
-    <w:p>
-      <w:pPr>
-        <w:spacing w:after="120"/>
-        <w:jc w:val="both"/>
-        <w:rPr>
-          <w:rFonts w:ascii="Times New Roman" w:hAnsi="Times New Roman" w:cs="Times New Roman"/>
-          <w:sz w:val="24"/>
-          <w:szCs w:val="24"/>
-        </w:rPr>
-      </w:pPr>
-      <w:r>
-        <w:rPr>
-          <w:rFonts w:ascii="Times New Roman" w:hAnsi="Times New Roman" w:cs="Times New Roman"/>
-          <w:color w:val="FF0000"/>
-          <w:sz w:val="24"/>
-          <w:szCs w:val="24"/>
-        </w:rPr>
-        <w:t>2. </w:t>
+        <w:t xml:space="preserve"> Господи щедрий і милосердний, довготерпеливий і многомилостивий! Вислухай молитви наші і зверни увагу на голос моління нашого і яви нам знак милости твоєї, наведи нас на дорогу твою, щоб ходили ми в твоїй правді. Звесели серця наші, щоб ми боялись імення твого святого, бо ти великий і твориш чуда; ти Бог єдиний і немає подібного тобі між богами, Господи. Ти сильний у милості і добрий у силі, аби допомагати й утішати, і спасати всіх, хто на ім'я твоє святе уповає. Бо тобі належить усяка слава, честь і поклоніння: Отцю, Сину, і Святому Духові, нині і повсякчас, і на віки віків. Амінь.</w:t>
+      </w:r>
+    </w:p>
+    <w:p>
+      <w:pPr>
+        <w:spacing w:after="120"/>
+        <w:jc w:val="both"/>
+        <w:rPr>
+          <w:rFonts w:ascii="Times New Roman" w:hAnsi="Times New Roman" w:cs="Times New Roman"/>
+          <w:sz w:val="24"/>
+          <w:szCs w:val="24"/>
+        </w:rPr>
+      </w:pPr>
+      <w:r>
+        <w:rPr>
+          <w:rFonts w:ascii="Times New Roman" w:hAnsi="Times New Roman" w:cs="Times New Roman"/>
+          <w:color w:val="FF0000"/>
+          <w:sz w:val="24"/>
+          <w:szCs w:val="24"/>
+        </w:rPr>
+        <w:t xml:space="preserve">2. </w:t>
       </w:r>
       <w:r>
         <w:rPr>
@@ -1249,27 +1341,27 @@
           <w:sz w:val="24"/>
           <w:szCs w:val="24"/>
         </w:rPr>
-        <w:t> Господи, Боже наш! Згадай нас грішних і недостойних слуг твоїх, коли призиваємо святе ім'я твоє, і не осороми нас, коли очікуємо милости твоєї, але вислухай, Господи, усі наші спасенні прохання, і вчини нас достойними любити і боятися тебе від усього серця нашого і творити в усьому волю твою. Бо ти є добрий і людинолюбний Бог, і тобі славу віддаємо: Отцю, і Сину, і Святому Духові, нині і повсякчас, і на віки віків. Амінь.</w:t>
-      </w:r>
-    </w:p>
-    <w:p>
-      <w:pPr>
-        <w:spacing w:after="120"/>
-        <w:jc w:val="both"/>
-        <w:rPr>
-          <w:rFonts w:ascii="Times New Roman" w:hAnsi="Times New Roman" w:cs="Times New Roman"/>
-          <w:sz w:val="24"/>
-          <w:szCs w:val="24"/>
-        </w:rPr>
-      </w:pPr>
-      <w:r>
-        <w:rPr>
-          <w:rFonts w:ascii="Times New Roman" w:hAnsi="Times New Roman" w:cs="Times New Roman"/>
-          <w:color w:val="FF0000"/>
-          <w:sz w:val="24"/>
-          <w:szCs w:val="24"/>
-        </w:rPr>
-        <w:t>4. </w:t>
+        <w:t xml:space="preserve"> Господи, Боже наш! Згадай нас грішних і недостойних слуг твоїх, коли призиваємо святе ім'я твоє, і не осороми нас, коли очікуємо милости твоєї, але вислухай, Господи, усі наші спасенні прохання, і вчини нас достойними любити і боятися тебе від усього серця нашого і творити в усьому волю твою. Бо ти є добрий і людинолюбний Бог, і тобі славу віддаємо: Отцю, і Сину, і Святому Духові, нині і повсякчас, і на віки віків. Амінь.</w:t>
+      </w:r>
+    </w:p>
+    <w:p>
+      <w:pPr>
+        <w:spacing w:after="120"/>
+        <w:jc w:val="both"/>
+        <w:rPr>
+          <w:rFonts w:ascii="Times New Roman" w:hAnsi="Times New Roman" w:cs="Times New Roman"/>
+          <w:sz w:val="24"/>
+          <w:szCs w:val="24"/>
+        </w:rPr>
+      </w:pPr>
+      <w:r>
+        <w:rPr>
+          <w:rFonts w:ascii="Times New Roman" w:hAnsi="Times New Roman" w:cs="Times New Roman"/>
+          <w:color w:val="FF0000"/>
+          <w:sz w:val="24"/>
+          <w:szCs w:val="24"/>
+        </w:rPr>
+        <w:t xml:space="preserve">4. </w:t>
       </w:r>
       <w:r>
         <w:rPr>
@@ -1305,7 +1397,7 @@
           <w:sz w:val="24"/>
           <w:szCs w:val="24"/>
         </w:rPr>
-        <w:t> Благословенний ти, Господи Боже, Вседержителю, що знаєш думки людські, що відаєш те, чого ми потребуємо, і багато більше, ніж ми просимо, або розуміємо. Самий ти, людинолюбний Царю, у всьому добрий, задовольни нас багатством твоїх ласк, щоб ми непостидною совістю призивали святе ім'я твоє; і не введи нас у спокусу, але визволь нас від злого, і провидінням твоїм дай нам усе корисне. Бо тобі належить усяка слава, честь і поклоніння: Отцю, і Сину, і Святому Духові, нині і повсякчас, і на віки віків. Амінь.</w:t>
+        <w:t xml:space="preserve"> Благословенний ти, Господи Боже, Вседержителю, що знаєш думки людські, що відаєш те, чого ми потребуємо, і багато більше, ніж ми просимо, або розуміємо. Самий ти, людинолюбний Царю, у всьому добрий, задовольни нас багатством твоїх ласк, щоб ми непостидною совістю призивали святе ім'я твоє; і не введи нас у спокусу, але визволь нас від злого, і провидінням твоїм дай нам усе корисне. Бо тобі належить усяка слава, честь і поклоніння: Отцю, і Сину, і Святому Духові, нині і повсякчас, і на віки віків. Амінь.</w:t>
       </w:r>
     </w:p>
     <w:p>
@@ -1333,7 +1425,7 @@
           <w:sz w:val="24"/>
           <w:szCs w:val="24"/>
         </w:rPr>
-        <w:t> Господи, Господи, що пречистою твоєю долонею все утримуєш, що довго терпиш нам усім, і жалієшся задля нашої злоби! Згадай твої милості і ласки, відвідай нас у твоїй доброті і дай нам пройти й останок нинішнього дня вільним від різних затій лукавого, і збережи наше життя без напастувань, благодаттю Святого твого Духа, − милістю, щедротами і людинолюб'ям єдинородного Сина твого, з яким і ти є благословенний, з пресвятим, добрим і животворящим твоїм Духом, нині і повсякчас, і на віки віків. Амінь.</w:t>
+        <w:t xml:space="preserve"> Господи, Господи, що пречистою твоєю долонею все утримуєш, що довго терпиш нам усім, і жалієшся задля нашої злоби! Згадай твої милості і ласки, відвідай нас у твоїй доброті і дай нам пройти й останок нинішнього дня вільним від різних затій лукавого, і збережи наше життя без напастувань, благодаттю Святого твого Духа, − милістю, щедротами і людинолюб'ям єдинородного Сина твого, з яким і ти є благословенний, з пресвятим, добрим і животворящим твоїм Духом, нині і повсякчас, і на віки віків. Амінь.</w:t>
       </w:r>
     </w:p>
     <w:p>
@@ -1361,7 +1453,7 @@
           <w:sz w:val="24"/>
           <w:szCs w:val="24"/>
         </w:rPr>
-        <w:t> Боже великий і дивний, що несказанною добрістю і багатим промислом усім управляєш, і дав нам земні добра й запевнив нам обіцяне царство уділеними ласками впродовж цього дня, остерігши нас від усякого лиха! Дай нам і решту непорочно докінчити перед святою твоєю славою і величати тебе одного і доброго, і людинолюбного Бога нашого. Бо ти Бог наш і тобі славу віддаємо: Отцю, і Сину, і Святому Духові, нині і повсякчас, і на віки віків. Амінь.</w:t>
+        <w:t xml:space="preserve"> Боже великий і дивний, що несказанною добрістю і багатим промислом усім управляєш, і дав нам земні добра й запевнив нам обіцяне царство уділеними ласками впродовж цього дня, остерігши нас від усякого лиха! Дай нам і решту непорочно докінчити перед святою твоєю славою і величати тебе одного і доброго, і людинолюбного Бога нашого. Бо ти Бог наш і тобі славу віддаємо: Отцю, і Сину, і Святому Духові, нині і повсякчас, і на віки віків. Амінь.</w:t>
       </w:r>
     </w:p>
     <w:p>
@@ -1389,7 +1481,7 @@
           <w:sz w:val="24"/>
           <w:szCs w:val="24"/>
         </w:rPr>
-        <w:t xml:space="preserve"> Боже великий і вишній, в тебе одного є безсмертність і в світлі живеш недоступнім. Ти все створіння мудро створив, відокремив світло від темряви і сонце поклав, щоб правити днем, а місяць і зорі, щоб володіли ніччю, нас же грішних вчинив достойними і в теперішню годину стати перед твоїм обличчям, щоб тебе визнавати і принести тобі вечірнє славослов'я. Направ, Людинолюбче, молитву нашу, немов кадило, перед тобою і прийми її, як благовонний запах. Дай нам мирний цей вечір і близьку вже ніч; зодягни нас у броню світла; визволь нас від нічного страху і всякої речі, що в темряві з'являється, і дай сон, що його ти дарував на відпочинок нашій немічності, вільний від усякого маріння диявольського. </w:t>
+        <w:t xml:space="preserve"> Боже великий і вишній, в тебе одного є безсмертність і в світлі живеш недоступнім. Ти все створіння мудро створив, відокремив світло від темряви і сонце поклав, щоб правити днем, а місяць і зорі, щоб володіли ніччю, нас же грішних вчинив достойними і в теперішню годину стати перед твоїм обличчям, щоб тебе визнавати і принести тобі вечірнє славослов'я. Направ, Людинолюбче, молитву нашу, немов кадило, перед тобою і прийми її, як благовонний запах. Дай нам мирний цей вечір і близьку вже ніч; зодягни нас у броню світла; визволь нас від нічного страху і всякої речі, що в темряві з'являється, і дай сон, що його ти дарував на відпочинок нашій немічності, вільний від усякого маріння диявольського. </w:t>
       </w:r>
       <w:r>
         <w:rPr>
@@ -2445,7 +2537,7 @@
           <w:color w:val="FF0000"/>
           <w:sz w:val="24"/>
         </w:rPr>
-        <w:t>(3 р.)</w:t>
+        <w:t>(3 р.)</w:t>
       </w:r>
     </w:p>
     <w:p>
@@ -4794,19 +4886,17 @@
       </w:pPr>
       <w:r>
         <w:rPr>
-          <w:rFonts w:ascii="Times New Roman" w:hAnsi="Times New Roman" w:cs="Times New Roman"/>
+          <w:rFonts w:ascii="Times New Roman" w:hAnsi="Times New Roman"/>
           <w:i/>
           <w:color w:val="FF4400"/>
           <w:sz w:val="24"/>
-          <w:szCs w:val="24"/>
         </w:rPr>
         <w:t>Священик:</w:t>
       </w:r>
       <w:r>
         <w:rPr>
-          <w:rFonts w:ascii="Times New Roman" w:hAnsi="Times New Roman" w:cs="Times New Roman"/>
-          <w:sz w:val="24"/>
-          <w:szCs w:val="24"/>
+          <w:rFonts w:ascii="Times New Roman" w:hAnsi="Times New Roman"/>
+          <w:sz w:val="24"/>
         </w:rPr>
         <w:t xml:space="preserve"> Мир всім.</w:t>
       </w:r>
@@ -6641,21 +6731,19 @@
       </w:pPr>
       <w:r>
         <w:rPr>
-          <w:rFonts w:ascii="Times New Roman" w:hAnsi="Times New Roman" w:cs="Times New Roman"/>
+          <w:rFonts w:ascii="Times New Roman" w:hAnsi="Times New Roman"/>
           <w:i/>
           <w:color w:val="FF4400"/>
           <w:sz w:val="24"/>
-          <w:szCs w:val="24"/>
         </w:rPr>
         <w:t>Священик:</w:t>
       </w:r>
       <w:r>
         <w:rPr>
-          <w:rFonts w:ascii="Times New Roman" w:hAnsi="Times New Roman" w:cs="Times New Roman"/>
-          <w:sz w:val="24"/>
-          <w:szCs w:val="24"/>
-        </w:rPr>
-        <w:t xml:space="preserve"> Бо Ти – Бог милости, ласк і людинолюбности, і Тобі славу віддаємо, Отцю, і Сину, і Святому Духові, нині, і повсякчас, і на віки віків.</w:t>
+          <w:rFonts w:ascii="Times New Roman" w:hAnsi="Times New Roman"/>
+          <w:sz w:val="24"/>
+        </w:rPr>
+        <w:t xml:space="preserve"> Бо Ти – Бог милости, ласк і людинолюбности, і Тобі славу віддаємо, Отцю, і Сину, і Святому Духові, нині, і повсякчас, і на віки віків.</w:t>
       </w:r>
     </w:p>
     <w:p>
@@ -6708,19 +6796,17 @@
       </w:pPr>
       <w:r>
         <w:rPr>
-          <w:rFonts w:ascii="Times New Roman" w:hAnsi="Times New Roman" w:cs="Times New Roman"/>
+          <w:rFonts w:ascii="Times New Roman" w:hAnsi="Times New Roman"/>
           <w:i/>
           <w:color w:val="FF4400"/>
           <w:sz w:val="24"/>
-          <w:szCs w:val="24"/>
         </w:rPr>
         <w:t>Священик:</w:t>
       </w:r>
       <w:r>
         <w:rPr>
-          <w:rFonts w:ascii="Times New Roman" w:hAnsi="Times New Roman" w:cs="Times New Roman"/>
-          <w:sz w:val="24"/>
-          <w:szCs w:val="24"/>
+          <w:rFonts w:ascii="Times New Roman" w:hAnsi="Times New Roman"/>
+          <w:sz w:val="24"/>
         </w:rPr>
         <w:t xml:space="preserve"> Мир всім.</w:t>
       </w:r>
@@ -6851,6 +6937,7 @@
     </w:p>
     <w:p>
       <w:pPr>
+        <w:pStyle w:val="a"/>
         <w:spacing w:after="120"/>
       </w:pPr>
       <w:r>
@@ -7217,7 +7304,7 @@
           <w:sz w:val="24"/>
           <w:szCs w:val="24"/>
         </w:rPr>
-        <w:t>(г. 8):</w:t>
+        <w:t>(г. 8):</w:t>
       </w:r>
       <w:r>
         <w:rPr>
@@ -7318,49 +7405,35 @@
     </w:p>
     <w:p>
       <w:pPr>
-        <w:spacing w:after="120"/>
-        <w:jc w:val="both"/>
-        <w:rPr>
-          <w:rFonts w:ascii="Times New Roman" w:hAnsi="Times New Roman" w:cs="Times New Roman"/>
-          <w:i/>
-          <w:sz w:val="24"/>
-          <w:szCs w:val="24"/>
-        </w:rPr>
-      </w:pPr>
-      <w:r>
-        <w:rPr>
-          <w:rFonts w:ascii="Times New Roman" w:hAnsi="Times New Roman" w:cs="Times New Roman"/>
-          <w:sz w:val="24"/>
-          <w:szCs w:val="24"/>
-        </w:rPr>
-        <w:t xml:space="preserve">Святий Боже, святий Кріпкий, святий Безсмертний, помилуй нас </w:t>
-      </w:r>
-      <w:r>
-        <w:rPr>
-          <w:rFonts w:ascii="Times New Roman" w:hAnsi="Times New Roman" w:cs="Times New Roman"/>
-          <w:i/>
-          <w:color w:val="FF0000"/>
-          <w:sz w:val="24"/>
-          <w:szCs w:val="24"/>
-        </w:rPr>
-        <w:t>(3 р.)</w:t>
-      </w:r>
-    </w:p>
-    <w:p>
-      <w:pPr>
-        <w:spacing w:after="120"/>
-        <w:jc w:val="both"/>
-        <w:rPr>
-          <w:rFonts w:ascii="Times New Roman" w:hAnsi="Times New Roman" w:cs="Times New Roman"/>
-          <w:sz w:val="24"/>
-          <w:szCs w:val="24"/>
-        </w:rPr>
-      </w:pPr>
-      <w:r>
-        <w:rPr>
-          <w:rFonts w:ascii="Times New Roman" w:hAnsi="Times New Roman" w:cs="Times New Roman"/>
-          <w:sz w:val="24"/>
-          <w:szCs w:val="24"/>
+        <w:pStyle w:val="a"/>
+        <w:spacing w:after="120"/>
+      </w:pPr>
+      <w:r>
+        <w:rPr>
+          <w:rFonts w:ascii="Times New Roman" w:hAnsi="Times New Roman"/>
+          <w:sz w:val="24"/>
+        </w:rPr>
+        <w:t xml:space="preserve">Святий Боже, святий Кріпкий, святий Безсмертний, помилуй нас. </w:t>
+      </w:r>
+      <w:r>
+        <w:rPr>
+          <w:rFonts w:ascii="Times New Roman" w:hAnsi="Times New Roman"/>
+          <w:i/>
+          <w:color w:val="FF0000"/>
+          <w:sz w:val="24"/>
+        </w:rPr>
+        <w:t>(3 р.)</w:t>
+      </w:r>
+    </w:p>
+    <w:p>
+      <w:pPr>
+        <w:pStyle w:val="a"/>
+        <w:spacing w:after="120"/>
+      </w:pPr>
+      <w:r>
+        <w:rPr>
+          <w:rFonts w:ascii="Times New Roman" w:hAnsi="Times New Roman"/>
+          <w:sz w:val="24"/>
         </w:rPr>
         <w:t>Слава Отцю, і Сину, і Святому Духові,* і нині і повсякчас, і на віки віків. Амінь.</w:t>
       </w:r>
@@ -7387,32 +7460,38 @@
     </w:p>
     <w:p>
       <w:pPr>
-        <w:spacing w:after="120"/>
-        <w:jc w:val="both"/>
-        <w:rPr>
-          <w:rFonts w:ascii="Times New Roman" w:hAnsi="Times New Roman" w:cs="Times New Roman"/>
-          <w:i/>
-          <w:sz w:val="24"/>
-          <w:szCs w:val="24"/>
-        </w:rPr>
-      </w:pPr>
-      <w:r>
-        <w:rPr>
-          <w:rFonts w:ascii="Times New Roman" w:hAnsi="Times New Roman" w:cs="Times New Roman"/>
-          <w:sz w:val="24"/>
-          <w:szCs w:val="24"/>
-        </w:rPr>
-        <w:t xml:space="preserve">Господи, помилуй </w:t>
-      </w:r>
-      <w:r>
-        <w:rPr>
-          <w:rFonts w:ascii="Times New Roman" w:hAnsi="Times New Roman" w:cs="Times New Roman"/>
-          <w:i/>
-          <w:color w:val="FF0000"/>
-          <w:sz w:val="24"/>
-          <w:szCs w:val="24"/>
-        </w:rPr>
-        <w:t>(3 р.)</w:t>
+        <w:pStyle w:val="a"/>
+        <w:spacing w:after="120"/>
+      </w:pPr>
+      <w:r>
+        <w:rPr>
+          <w:rFonts w:ascii="Times New Roman" w:hAnsi="Times New Roman"/>
+          <w:sz w:val="24"/>
+        </w:rPr>
+        <w:t>Господи, помилуй</w:t>
+      </w:r>
+      <w:r>
+        <w:rPr>
+          <w:rFonts w:ascii="Times New Roman" w:hAnsi="Times New Roman"/>
+          <w:sz w:val="24"/>
+        </w:rPr>
+        <w:t>.</w:t>
+      </w:r>
+      <w:r>
+        <w:rPr>
+          <w:rFonts w:ascii="Times New Roman" w:hAnsi="Times New Roman"/>
+          <w:sz w:val="24"/>
+        </w:rPr>
+        <w:t xml:space="preserve"> </w:t>
+      </w:r>
+      <w:r>
+        <w:rPr>
+          <w:rFonts w:ascii="Times New Roman" w:hAnsi="Times New Roman"/>
+          <w:i/>
+          <w:color w:val="FF0000"/>
+          <w:sz w:val="24"/>
+        </w:rPr>
+        <w:t>(3 р.)</w:t>
       </w:r>
     </w:p>
     <w:p>
@@ -7665,7 +7744,7 @@
           <w:sz w:val="24"/>
           <w:szCs w:val="24"/>
         </w:rPr>
-        <w:t>(г. 1):</w:t>
+        <w:t>(г. 1):</w:t>
       </w:r>
       <w:r>
         <w:rPr>
@@ -7774,19 +7853,17 @@
       </w:pPr>
       <w:r>
         <w:rPr>
-          <w:rFonts w:ascii="Times New Roman" w:hAnsi="Times New Roman" w:cs="Times New Roman"/>
+          <w:rFonts w:ascii="Times New Roman" w:hAnsi="Times New Roman"/>
           <w:i/>
           <w:color w:val="FF4400"/>
           <w:sz w:val="24"/>
-          <w:szCs w:val="24"/>
         </w:rPr>
         <w:t>Священик:</w:t>
       </w:r>
       <w:r>
         <w:rPr>
-          <w:rFonts w:ascii="Times New Roman" w:hAnsi="Times New Roman" w:cs="Times New Roman"/>
-          <w:sz w:val="24"/>
-          <w:szCs w:val="24"/>
+          <w:rFonts w:ascii="Times New Roman" w:hAnsi="Times New Roman"/>
+          <w:sz w:val="24"/>
         </w:rPr>
         <w:t xml:space="preserve"> Благословенний Христос, Бог наш, завжди, нині і повсякчас, і на віки віків.</w:t>
       </w:r>
@@ -7841,19 +7918,17 @@
       </w:pPr>
       <w:r>
         <w:rPr>
-          <w:rFonts w:ascii="Times New Roman" w:hAnsi="Times New Roman" w:cs="Times New Roman"/>
+          <w:rFonts w:ascii="Times New Roman" w:hAnsi="Times New Roman"/>
           <w:i/>
           <w:color w:val="FF4400"/>
           <w:sz w:val="24"/>
-          <w:szCs w:val="24"/>
         </w:rPr>
         <w:t>Священик:</w:t>
       </w:r>
       <w:r>
         <w:rPr>
-          <w:rFonts w:ascii="Times New Roman" w:hAnsi="Times New Roman" w:cs="Times New Roman"/>
-          <w:sz w:val="24"/>
-          <w:szCs w:val="24"/>
+          <w:rFonts w:ascii="Times New Roman" w:hAnsi="Times New Roman"/>
+          <w:sz w:val="24"/>
         </w:rPr>
         <w:t xml:space="preserve"> Пресвята Богородице, спаси нас.</w:t>
       </w:r>
@@ -7899,19 +7974,17 @@
       </w:pPr>
       <w:r>
         <w:rPr>
-          <w:rFonts w:ascii="Times New Roman" w:hAnsi="Times New Roman" w:cs="Times New Roman"/>
+          <w:rFonts w:ascii="Times New Roman" w:hAnsi="Times New Roman"/>
           <w:i/>
           <w:color w:val="FF4400"/>
           <w:sz w:val="24"/>
-          <w:szCs w:val="24"/>
         </w:rPr>
         <w:t>Священик:</w:t>
       </w:r>
       <w:r>
         <w:rPr>
-          <w:rFonts w:ascii="Times New Roman" w:hAnsi="Times New Roman" w:cs="Times New Roman"/>
-          <w:sz w:val="24"/>
-          <w:szCs w:val="24"/>
+          <w:rFonts w:ascii="Times New Roman" w:hAnsi="Times New Roman"/>
+          <w:sz w:val="24"/>
         </w:rPr>
         <w:t xml:space="preserve"> Слава тобі, Христе Боже, надіє наша, слава тобі!</w:t>
       </w:r>
@@ -7952,7 +8025,7 @@
           <w:sz w:val="24"/>
           <w:szCs w:val="24"/>
         </w:rPr>
-        <w:t>(3 р.)</w:t>
+        <w:t>(3 р.)</w:t>
       </w:r>
       <w:r>
         <w:rPr>
@@ -7973,44 +8046,35 @@
       </w:r>
     </w:p>
     <w:p>
-      <w:pPr>
-        <w:rPr>
-          <w:rFonts w:ascii="Times New Roman" w:hAnsi="Times New Roman" w:cs="Times New Roman"/>
-        </w:rPr>
-      </w:pPr>
-      <w:r>
-        <w:rPr>
-          <w:rFonts w:ascii="Times New Roman" w:hAnsi="Times New Roman" w:cs="Times New Roman"/>
+      <w:r>
+        <w:rPr>
+          <w:rFonts w:ascii="Times New Roman" w:hAnsi="Times New Roman"/>
           <w:i/>
           <w:color w:val="FF4400"/>
           <w:sz w:val="24"/>
-          <w:szCs w:val="24"/>
         </w:rPr>
         <w:t>Священик:</w:t>
       </w:r>
       <w:r>
         <w:rPr>
-          <w:rFonts w:ascii="Times New Roman" w:hAnsi="Times New Roman" w:cs="Times New Roman"/>
-          <w:sz w:val="24"/>
-          <w:szCs w:val="24"/>
+          <w:rFonts w:ascii="Times New Roman" w:hAnsi="Times New Roman"/>
+          <w:sz w:val="24"/>
         </w:rPr>
         <w:t xml:space="preserve"> Христос, що воскрес із мертвих, істинний Бог наш - молитвами пречистої Своєї Матері, святих славних і всехвальних апостолів, святого, </w:t>
       </w:r>
       <w:r>
         <w:rPr>
-          <w:rFonts w:ascii="Times New Roman" w:hAnsi="Times New Roman" w:cs="Times New Roman"/>
+          <w:rFonts w:ascii="Times New Roman" w:hAnsi="Times New Roman"/>
           <w:i/>
           <w:color w:val="FF4400"/>
           <w:sz w:val="24"/>
-          <w:szCs w:val="24"/>
         </w:rPr>
         <w:t>якого є храм</w:t>
       </w:r>
       <w:r>
         <w:rPr>
-          <w:rFonts w:ascii="Times New Roman" w:hAnsi="Times New Roman" w:cs="Times New Roman"/>
-          <w:sz w:val="24"/>
-          <w:szCs w:val="24"/>
+          <w:rFonts w:ascii="Times New Roman" w:hAnsi="Times New Roman"/>
+          <w:sz w:val="24"/>
         </w:rPr>
         <w:t>, святих мучеників Флора й Лавра і всіх святих - помилує і спасе нас як благий і людинолюбний.</w:t>
       </w:r>
@@ -8120,7 +8184,7 @@
           <w:sz w:val="24"/>
           <w:szCs w:val="24"/>
         </w:rPr>
-        <w:t xml:space="preserve">(г. 6): </w:t>
+        <w:t xml:space="preserve">(г. 6): </w:t>
       </w:r>
       <w:r>
         <w:rPr>
@@ -8198,19 +8262,17 @@
       </w:pPr>
       <w:r>
         <w:rPr>
-          <w:rFonts w:ascii="Times New Roman" w:hAnsi="Times New Roman" w:cs="Times New Roman"/>
+          <w:rFonts w:ascii="Times New Roman" w:hAnsi="Times New Roman"/>
           <w:i/>
           <w:color w:val="FF4400"/>
           <w:sz w:val="24"/>
-          <w:szCs w:val="24"/>
         </w:rPr>
         <w:t>Священик:</w:t>
       </w:r>
       <w:r>
         <w:rPr>
-          <w:rFonts w:ascii="Times New Roman" w:hAnsi="Times New Roman" w:cs="Times New Roman"/>
-          <w:sz w:val="24"/>
-          <w:szCs w:val="24"/>
+          <w:rFonts w:ascii="Times New Roman" w:hAnsi="Times New Roman"/>
+          <w:sz w:val="24"/>
         </w:rPr>
         <w:t xml:space="preserve"> Слава святій, одноістотній, животворящій і нероздільній Тройці, завжди, нині і повсякчас, і на віки віків.</w:t>
       </w:r>
@@ -8271,7 +8333,7 @@
           <w:sz w:val="24"/>
           <w:szCs w:val="24"/>
         </w:rPr>
-        <w:t>(3 р.)</w:t>
+        <w:t>(3 р.)</w:t>
       </w:r>
       <w:r>
         <w:rPr>
@@ -8310,7 +8372,7 @@
           <w:sz w:val="24"/>
           <w:szCs w:val="24"/>
         </w:rPr>
-        <w:t>(2 р.)</w:t>
+        <w:t>(2 р.)</w:t>
       </w:r>
       <w:r>
         <w:rPr>
@@ -10516,7 +10578,7 @@
           <w:sz w:val="24"/>
           <w:szCs w:val="24"/>
         </w:rPr>
-        <w:t>(3 р.)</w:t>
+        <w:t>(3 р.)</w:t>
       </w:r>
     </w:p>
     <w:p>
@@ -10595,7 +10657,7 @@
           <w:sz w:val="24"/>
           <w:szCs w:val="24"/>
         </w:rPr>
-        <w:t>1. </w:t>
+        <w:t xml:space="preserve">1. </w:t>
       </w:r>
       <w:r>
         <w:rPr>
@@ -10625,7 +10687,7 @@
           <w:sz w:val="24"/>
           <w:szCs w:val="24"/>
         </w:rPr>
-        <w:t>2. </w:t>
+        <w:t xml:space="preserve">2. </w:t>
       </w:r>
       <w:r>
         <w:rPr>
@@ -10664,7 +10726,7 @@
           <w:sz w:val="24"/>
           <w:szCs w:val="24"/>
         </w:rPr>
-        <w:t xml:space="preserve"> Від ночі лине дух наш до тебе, Боже, бо світлом є повеління твої. Навчи нас, Боже, правди твоєї, заповідей твоїх і виправдань твоїх. Просвіти наші духовні очі, щоб ми не заснули в гріхах на смерть. Віджени всяку мряку від сердець наших, даруй нам сонце правди і </w:t>
+        <w:t xml:space="preserve"> Від ночі лине дух наш до тебе, Боже, бо світлом є повеління твої. Навчи нас, Боже, правди твоєї, заповідей твоїх і виправдань твоїх. Просвіти наші духовні очі, щоб ми не заснули в гріхах на смерть. Віджени всяку мряку від сердець наших, даруй нам сонце правди і </w:t>
       </w:r>
       <w:r>
         <w:rPr>
@@ -10704,7 +10766,7 @@
           <w:sz w:val="24"/>
           <w:szCs w:val="24"/>
         </w:rPr>
-        <w:t> Владико, Боже святий і неосяжний, що казав із темряви світлові засіяти, що заспокоїв нас у нічному сні й підвів до величання і моління твоєї доброти! Ти, що даєш себе умолити задля свого милосердя, прийми і нині нас, що поклоняємося тобі й по силі дякуємо тобі; і даруй нам те, чого просимо задля спасіння. Вчини нас синами світла і дня та спадкоємцями вічних твоїх дібр. Пом'яни, Господи, за багатством ласк твоїх усіх людей, що є і моляться з нами, і всю братію нашу на землі й на морі, і на всякому місці володіння твого, що потребують твоєї любови й помочі. Усім вияви велику твою милість, щоб спасенні, як душею так і тілом, завжди перебували й відважно славили чудне й благословенне ім'я твоє, бо ти Бог милости і ласк, і любови, і тобі славу віддаємо: Отцю, і Сину, і Святому Духові, нині і повсякчас, і на віки віків. Амінь.</w:t>
+        <w:t xml:space="preserve"> Владико, Боже святий і неосяжний, що казав із темряви світлові засіяти, що заспокоїв нас у нічному сні й підвів до величання і моління твоєї доброти! Ти, що даєш себе умолити задля свого милосердя, прийми і нині нас, що поклоняємося тобі й по силі дякуємо тобі; і даруй нам те, чого просимо задля спасіння. Вчини нас синами світла і дня та спадкоємцями вічних твоїх дібр. Пом'яни, Господи, за багатством ласк твоїх усіх людей, що є і моляться з нами, і всю братію нашу на землі й на морі, і на всякому місці володіння твого, що потребують твоєї любови й помочі. Усім вияви велику твою милість, щоб спасенні, як душею так і тілом, завжди перебували й відважно славили чудне й благословенне ім'я твоє, бо ти Бог милости і ласк, і любови, і тобі славу віддаємо: Отцю, і Сину, і Святому Духові, нині і повсякчас, і на віки віків. Амінь.</w:t>
       </w:r>
     </w:p>
     <w:p>
@@ -10734,7 +10796,7 @@
           <w:sz w:val="24"/>
           <w:szCs w:val="24"/>
         </w:rPr>
-        <w:t> Скарбе добра, джерело невисихаюче, Отче святий, чудотворче всесильний і вседержителю! Усі тобі поклоняємося і тобі молимося та твої милості і твої ласки призиваємо на поміч і на заступництво нашій смиренності. Пом'яни, Господи, слуг твоїх, прийми від усіх нас ранішні моління, як кадило перед тобою; ні одного з нас не вчини нездатним, але всіх нас зберігай ласками твоїми. Пом'яни, Господи, тих, що чувають і співають на славу твою і єдинородного твого Сина і Бога нашого, і Святого твого Духа. Будь їм помічником і заступником; прийми їх молитви на наднебесний і духовний твій жертовник, бо ти Бог наш, і Тобі славу віддаємо: Отцю, і Сину, і Святому Духові, нині і повсякчас, і на віки віків. Амінь.</w:t>
+        <w:t xml:space="preserve"> Скарбе добра, джерело невисихаюче, Отче святий, чудотворче всесильний і вседержителю! Усі тобі поклоняємося і тобі молимося та твої милості і твої ласки призиваємо на поміч і на заступництво нашій смиренності. Пом'яни, Господи, слуг твоїх, прийми від усіх нас ранішні моління, як кадило перед тобою; ні одного з нас не вчини нездатним, але всіх нас зберігай ласками твоїми. Пом'яни, Господи, тих, що чувають і співають на славу твою і єдинородного твого Сина і Бога нашого, і Святого твого Духа. Будь їм помічником і заступником; прийми їх молитви на наднебесний і духовний твій жертовник, бо ти Бог наш, і Тобі славу віддаємо: Отцю, і Сину, і Святому Духові, нині і повсякчас, і на віки віків. Амінь.</w:t>
       </w:r>
     </w:p>
     <w:p>
@@ -10755,7 +10817,7 @@
           <w:sz w:val="24"/>
           <w:szCs w:val="24"/>
         </w:rPr>
-        <w:t>6. </w:t>
+        <w:t xml:space="preserve">6. </w:t>
       </w:r>
       <w:r>
         <w:rPr>
@@ -10794,7 +10856,7 @@
           <w:sz w:val="24"/>
           <w:szCs w:val="24"/>
         </w:rPr>
-        <w:t> Боже й Отче Господа нашого Ісуса Христа! Ти підніс нас з постелі нашої і зібрав на годину молитви. Дай нам ласку відкрити уста наші і прийми наші подяки, що в наших силах, і навчи нас установ твоїх. Бо молитися як слід не вміємо, якщо ти, Господи, святим твоїм Духом не навчиш нас. Тому молимося тобі: Даруй і прости, якщо ми згрішили аж до теперішньої години словом або ділом, або думкою, добровільно або недобровільно. Бо коли на провини будеш дивитися, Господи, Господи, то хто встоїться, бо в тебе є прощення. Ти один святий, допоміжник сильний, захисник життя нашого, і тебе ми завжди оспівуватимемо. Нехай буде сила Царства твого завжди благословенна і вельми прославлювана: Отця, і Сина, і Святого Духа, нині і повсякчас, і на віки віків. Амінь.</w:t>
+        <w:t xml:space="preserve"> Боже й Отче Господа нашого Ісуса Христа! Ти підніс нас з постелі нашої і зібрав на годину молитви. Дай нам ласку відкрити уста наші і прийми наші подяки, що в наших силах, і навчи нас установ твоїх. Бо молитися як слід не вміємо, якщо ти, Господи, святим твоїм Духом не навчиш нас. Тому молимося тобі: Даруй і прости, якщо ми згрішили аж до теперішньої години словом або ділом, або думкою, добровільно або недобровільно. Бо коли на провини будеш дивитися, Господи, Господи, то хто встоїться, бо в тебе є прощення. Ти один святий, допоміжник сильний, захисник життя нашого, і тебе ми завжди оспівуватимемо. Нехай буде сила Царства твого завжди благословенна і вельми прославлювана: Отця, і Сина, і Святого Духа, нині і повсякчас, і на віки віків. Амінь.</w:t>
       </w:r>
     </w:p>
     <w:p>
@@ -10815,7 +10877,7 @@
           <w:sz w:val="24"/>
           <w:szCs w:val="24"/>
         </w:rPr>
-        <w:t>8. </w:t>
+        <w:t xml:space="preserve">8. </w:t>
       </w:r>
       <w:r>
         <w:rPr>
@@ -10854,7 +10916,7 @@
           <w:sz w:val="24"/>
           <w:szCs w:val="24"/>
         </w:rPr>
-        <w:t xml:space="preserve"> Господи, Боже наш! Ти за покаяння дарував людям відпущення, нам же, як образ пізнання і визнання гріхів, показав покаяння і прощення пророка Давида. Тож, Владико, </w:t>
+        <w:t xml:space="preserve"> Господи, Боже наш! Ти за покаяння дарував людям відпущення, нам же, як образ пізнання і визнання гріхів, показав покаяння і прощення пророка Давида. Тож, Владико, </w:t>
       </w:r>
       <w:r>
         <w:rPr>
@@ -10894,28 +10956,28 @@
           <w:sz w:val="24"/>
           <w:szCs w:val="24"/>
         </w:rPr>
-        <w:t> Боже, Боже наш! Ти сотворив розумні й духовні сили своєю волею. Тебе просимо й тобі молимося: Прийми наші посильні величання з усіма твоїми творіннями і збагати щедрими даруваннями твоєї ласки. Бо перед тобою згинається всяке коліно: на небі, на землі й під землею, і все, що живе, і все створіння оспівує неосяжну твою славу, бо ти Бог правдивий і вельми милостивий. Тебе бо хвалять усі небесні сили, і тобі славу віддаємо: Отцю, і Сину, і Святому Духові, нині і повсякчас, і на віки віків. Амінь.</w:t>
-      </w:r>
-    </w:p>
-    <w:p>
-      <w:pPr>
-        <w:spacing w:after="120"/>
-        <w:jc w:val="both"/>
-        <w:rPr>
-          <w:rFonts w:ascii="Times New Roman" w:hAnsi="Times New Roman" w:cs="Times New Roman"/>
-          <w:color w:val="FF0000"/>
-          <w:sz w:val="24"/>
-          <w:szCs w:val="24"/>
-        </w:rPr>
-      </w:pPr>
-      <w:r>
-        <w:rPr>
-          <w:rFonts w:ascii="Times New Roman" w:hAnsi="Times New Roman" w:cs="Times New Roman"/>
-          <w:color w:val="FF0000"/>
-          <w:sz w:val="24"/>
-          <w:szCs w:val="24"/>
-        </w:rPr>
-        <w:t>11. </w:t>
+        <w:t xml:space="preserve"> Боже, Боже наш! Ти сотворив розумні й духовні сили своєю волею. Тебе просимо й тобі молимося: Прийми наші посильні величання з усіма твоїми творіннями і збагати щедрими даруваннями твоєї ласки. Бо перед тобою згинається всяке коліно: на небі, на землі й під землею, і все, що живе, і все створіння оспівує неосяжну твою славу, бо ти Бог правдивий і вельми милостивий. Тебе бо хвалять усі небесні сили, і тобі славу віддаємо: Отцю, і Сину, і Святому Духові, нині і повсякчас, і на віки віків. Амінь.</w:t>
+      </w:r>
+    </w:p>
+    <w:p>
+      <w:pPr>
+        <w:spacing w:after="120"/>
+        <w:jc w:val="both"/>
+        <w:rPr>
+          <w:rFonts w:ascii="Times New Roman" w:hAnsi="Times New Roman" w:cs="Times New Roman"/>
+          <w:color w:val="FF0000"/>
+          <w:sz w:val="24"/>
+          <w:szCs w:val="24"/>
+        </w:rPr>
+      </w:pPr>
+      <w:r>
+        <w:rPr>
+          <w:rFonts w:ascii="Times New Roman" w:hAnsi="Times New Roman" w:cs="Times New Roman"/>
+          <w:color w:val="FF0000"/>
+          <w:sz w:val="24"/>
+          <w:szCs w:val="24"/>
+        </w:rPr>
+        <w:t xml:space="preserve">11. </w:t>
       </w:r>
       <w:r>
         <w:rPr>
@@ -12074,7 +12136,7 @@
           <w:sz w:val="24"/>
           <w:szCs w:val="24"/>
         </w:rPr>
-        <w:t>(г. 1):</w:t>
+        <w:t>(г. 1):</w:t>
       </w:r>
       <w:r>
         <w:rPr>
@@ -13229,7 +13291,7 @@
           <w:sz w:val="24"/>
           <w:szCs w:val="24"/>
         </w:rPr>
-        <w:t>(3 р.)</w:t>
+        <w:t>(3 р.)</w:t>
       </w:r>
     </w:p>
     <w:p>
@@ -13431,21 +13493,19 @@
       </w:pPr>
       <w:r>
         <w:rPr>
-          <w:rFonts w:ascii="Times New Roman" w:hAnsi="Times New Roman" w:cs="Times New Roman"/>
+          <w:rFonts w:ascii="Times New Roman" w:hAnsi="Times New Roman"/>
           <w:i/>
           <w:color w:val="FF4400"/>
           <w:sz w:val="24"/>
-          <w:szCs w:val="24"/>
         </w:rPr>
         <w:t>Священик:</w:t>
       </w:r>
       <w:r>
         <w:rPr>
-          <w:rFonts w:ascii="Times New Roman" w:hAnsi="Times New Roman" w:cs="Times New Roman"/>
-          <w:sz w:val="24"/>
-          <w:szCs w:val="24"/>
-        </w:rPr>
-        <w:t> Бо благословилося ім'я Твоє і прославилося царство Твоє, Отця, і Сина, і Святого Духа, нині і повсякчас, і на віки віків.</w:t>
+          <w:rFonts w:ascii="Times New Roman" w:hAnsi="Times New Roman"/>
+          <w:sz w:val="24"/>
+        </w:rPr>
+        <w:t xml:space="preserve"> Бо благословилося ім'я Твоє і прославилося царство Твоє, Отця, і Сина, і Святого Духа, нині і повсякчас, і на віки віків.</w:t>
       </w:r>
     </w:p>
     <w:p>
@@ -14009,20 +14069,17 @@
       </w:pPr>
       <w:r>
         <w:rPr>
-          <w:rFonts w:ascii="Times New Roman" w:hAnsi="Times New Roman" w:cs="Times New Roman"/>
+          <w:rFonts w:ascii="Times New Roman" w:hAnsi="Times New Roman"/>
           <w:i/>
           <w:color w:val="FF4400"/>
           <w:sz w:val="24"/>
-          <w:szCs w:val="24"/>
-        </w:rPr>
-        <w:lastRenderedPageBreak/>
+        </w:rPr>
         <w:t>Священик:</w:t>
       </w:r>
       <w:r>
         <w:rPr>
-          <w:rFonts w:ascii="Times New Roman" w:hAnsi="Times New Roman" w:cs="Times New Roman"/>
-          <w:sz w:val="24"/>
-          <w:szCs w:val="24"/>
+          <w:rFonts w:ascii="Times New Roman" w:hAnsi="Times New Roman"/>
+          <w:sz w:val="24"/>
         </w:rPr>
         <w:t xml:space="preserve"> Мир всім.</w:t>
       </w:r>
@@ -14261,6 +14318,7 @@
     </w:p>
     <w:p>
       <w:pPr>
+        <w:pStyle w:val="a"/>
         <w:spacing w:after="120"/>
       </w:pPr>
       <w:r>
@@ -14278,15 +14336,7 @@
           <w:color w:val="000000"/>
           <w:sz w:val="24"/>
         </w:rPr>
-        <w:t xml:space="preserve"> Бо Ти с</w:t>
-      </w:r>
-      <w:r>
-        <w:rPr>
-          <w:rFonts w:ascii="Times New Roman" w:hAnsi="Times New Roman"/>
-          <w:color w:val="000000"/>
-          <w:sz w:val="24"/>
-        </w:rPr>
-        <w:t>вятий єси, Боже наш, і в святині перебуваєш, і ми Тобі славу віддаємо: Отцю, і Сину, і Святому Духові, нині і повсякчас, і на віки віків.</w:t>
+        <w:t xml:space="preserve"> Бо Ти святий єси, Боже наш, і в святині перебуваєш, і ми Тобі славу віддаємо: Отцю, і Сину, і Святому Духові, нині і повсякчас, і на віки віків.</w:t>
       </w:r>
     </w:p>
     <w:p>
@@ -14524,7 +14574,7 @@
           <w:sz w:val="24"/>
           <w:szCs w:val="24"/>
         </w:rPr>
-        <w:t>(3 р.)</w:t>
+        <w:t>(3 р.)</w:t>
       </w:r>
       <w:r>
         <w:rPr>
@@ -14567,19 +14617,17 @@
       </w:pPr>
       <w:r>
         <w:rPr>
-          <w:rFonts w:ascii="Times New Roman" w:hAnsi="Times New Roman" w:cs="Times New Roman"/>
+          <w:rFonts w:ascii="Times New Roman" w:hAnsi="Times New Roman"/>
           <w:i/>
           <w:color w:val="FF4400"/>
           <w:sz w:val="24"/>
-          <w:szCs w:val="24"/>
         </w:rPr>
         <w:t>Священик:</w:t>
       </w:r>
       <w:r>
         <w:rPr>
-          <w:rFonts w:ascii="Times New Roman" w:hAnsi="Times New Roman" w:cs="Times New Roman"/>
-          <w:sz w:val="24"/>
-          <w:szCs w:val="24"/>
+          <w:rFonts w:ascii="Times New Roman" w:hAnsi="Times New Roman"/>
+          <w:sz w:val="24"/>
         </w:rPr>
         <w:t xml:space="preserve"> Мир всім!</w:t>
       </w:r>
@@ -14625,39 +14673,19 @@
       </w:pPr>
       <w:r>
         <w:rPr>
-          <w:rFonts w:ascii="Times New Roman" w:hAnsi="Times New Roman" w:cs="Times New Roman"/>
+          <w:rFonts w:ascii="Times New Roman" w:hAnsi="Times New Roman"/>
           <w:i/>
           <w:color w:val="FF4400"/>
           <w:sz w:val="24"/>
-          <w:szCs w:val="24"/>
         </w:rPr>
         <w:t>Священик:</w:t>
       </w:r>
       <w:r>
         <w:rPr>
-          <w:rFonts w:ascii="Times New Roman" w:hAnsi="Times New Roman" w:cs="Times New Roman"/>
-          <w:sz w:val="24"/>
-          <w:szCs w:val="24"/>
-        </w:rPr>
-        <w:t xml:space="preserve"> Від </w:t>
-      </w:r>
-      <w:r>
-        <w:rPr>
-          <w:rFonts w:ascii="Times New Roman" w:hAnsi="Times New Roman" w:cs="Times New Roman"/>
-          <w:i/>
-          <w:color w:val="FF0000"/>
-          <w:sz w:val="24"/>
-          <w:szCs w:val="24"/>
-        </w:rPr>
-        <w:t>Марка</w:t>
-      </w:r>
-      <w:r>
-        <w:rPr>
-          <w:rFonts w:ascii="Times New Roman" w:hAnsi="Times New Roman" w:cs="Times New Roman"/>
-          <w:sz w:val="24"/>
-          <w:szCs w:val="24"/>
-        </w:rPr>
-        <w:t xml:space="preserve"> святого Євангелія читання.</w:t>
+          <w:rFonts w:ascii="Times New Roman" w:hAnsi="Times New Roman"/>
+          <w:sz w:val="24"/>
+        </w:rPr>
+        <w:t xml:space="preserve"> Від Марка святого Євангелія читання.</w:t>
       </w:r>
     </w:p>
     <w:p>
@@ -14863,7 +14891,7 @@
           <w:sz w:val="24"/>
           <w:szCs w:val="24"/>
         </w:rPr>
-        <w:t xml:space="preserve">(г. 6): </w:t>
+        <w:t xml:space="preserve">(г. 6): </w:t>
       </w:r>
       <w:r>
         <w:rPr>
@@ -15372,7 +15400,7 @@
           <w:sz w:val="24"/>
           <w:szCs w:val="24"/>
         </w:rPr>
-        <w:t>(г. 6):</w:t>
+        <w:t>(г. 6):</w:t>
       </w:r>
       <w:r>
         <w:rPr>
@@ -15604,7 +15632,7 @@
           <w:sz w:val="24"/>
           <w:szCs w:val="24"/>
         </w:rPr>
-        <w:t>(12 р.)</w:t>
+        <w:t>(12 р.)</w:t>
       </w:r>
       <w:r>
         <w:rPr>
@@ -15761,7 +15789,7 @@
           <w:sz w:val="24"/>
           <w:szCs w:val="24"/>
         </w:rPr>
-        <w:t>Ірмос 1:</w:t>
+        <w:t>Ірмос 1:</w:t>
       </w:r>
       <w:r>
         <w:rPr>
@@ -15977,7 +16005,7 @@
           <w:sz w:val="24"/>
           <w:szCs w:val="24"/>
         </w:rPr>
-        <w:t>Ірмос 3:</w:t>
+        <w:t>Ірмос 3:</w:t>
       </w:r>
       <w:r>
         <w:rPr>
@@ -16366,7 +16394,7 @@
           <w:sz w:val="24"/>
           <w:szCs w:val="24"/>
         </w:rPr>
-        <w:t>Священник: </w:t>
+        <w:t xml:space="preserve">Священник: </w:t>
       </w:r>
       <w:r>
         <w:rPr>
@@ -16454,7 +16482,7 @@
           <w:sz w:val="24"/>
           <w:szCs w:val="24"/>
         </w:rPr>
-        <w:t>Ірмос 4:</w:t>
+        <w:t>Ірмос 4:</w:t>
       </w:r>
       <w:r>
         <w:rPr>
@@ -16650,7 +16678,7 @@
           <w:sz w:val="24"/>
           <w:szCs w:val="24"/>
         </w:rPr>
-        <w:t>Ірмос 5:</w:t>
+        <w:t>Ірмос 5:</w:t>
       </w:r>
       <w:r>
         <w:rPr>
@@ -16856,7 +16884,7 @@
           <w:sz w:val="24"/>
           <w:szCs w:val="24"/>
         </w:rPr>
-        <w:t>Ірмос 6:</w:t>
+        <w:t>Ірмос 6:</w:t>
       </w:r>
       <w:r>
         <w:rPr>
@@ -17256,7 +17284,7 @@
           <w:sz w:val="24"/>
           <w:szCs w:val="24"/>
         </w:rPr>
-        <w:t>Священник: </w:t>
+        <w:t xml:space="preserve">Священник: </w:t>
       </w:r>
       <w:r>
         <w:rPr>
@@ -17390,7 +17418,7 @@
           <w:sz w:val="24"/>
           <w:szCs w:val="24"/>
         </w:rPr>
-        <w:t>Ірмос 7:</w:t>
+        <w:t>Ірмос 7:</w:t>
       </w:r>
       <w:r>
         <w:rPr>
@@ -17596,7 +17624,7 @@
           <w:sz w:val="24"/>
           <w:szCs w:val="24"/>
         </w:rPr>
-        <w:t>Ірмос 8:</w:t>
+        <w:t>Ірмос 8:</w:t>
       </w:r>
       <w:r>
         <w:rPr>
@@ -18451,21 +18479,19 @@
       </w:pPr>
       <w:r>
         <w:rPr>
-          <w:rFonts w:ascii="Times New Roman" w:hAnsi="Times New Roman" w:cs="Times New Roman"/>
+          <w:rFonts w:ascii="Times New Roman" w:hAnsi="Times New Roman"/>
           <w:i/>
           <w:color w:val="FF4400"/>
           <w:sz w:val="24"/>
-          <w:szCs w:val="24"/>
         </w:rPr>
         <w:t>Священик:</w:t>
       </w:r>
       <w:r>
         <w:rPr>
-          <w:rFonts w:ascii="Times New Roman" w:hAnsi="Times New Roman" w:cs="Times New Roman"/>
-          <w:sz w:val="24"/>
-          <w:szCs w:val="24"/>
-        </w:rPr>
-        <w:t> Бо Тебе хвалять усі сили небесні і Тобі славу возсилаємо: Отцю, і Сину, і Святому Духові, нині і повсякчас, і на віки віків.</w:t>
+          <w:rFonts w:ascii="Times New Roman" w:hAnsi="Times New Roman"/>
+          <w:sz w:val="24"/>
+        </w:rPr>
+        <w:t xml:space="preserve"> Бо Тебе хвалять усі сили небесні і Тобі славу возсилаємо: Отцю, і Сину, і Святому Духові, нині і повсякчас, і на віки віків.</w:t>
       </w:r>
     </w:p>
     <w:p>
@@ -19959,7 +19985,7 @@
           <w:sz w:val="24"/>
           <w:szCs w:val="24"/>
         </w:rPr>
-        <w:t>(г. 2):</w:t>
+        <w:t>(г. 2):</w:t>
       </w:r>
       <w:r>
         <w:rPr>
@@ -20063,19 +20089,17 @@
       </w:pPr>
       <w:r>
         <w:rPr>
-          <w:rFonts w:ascii="Times New Roman" w:hAnsi="Times New Roman" w:cs="Times New Roman"/>
+          <w:rFonts w:ascii="Times New Roman" w:hAnsi="Times New Roman"/>
           <w:i/>
           <w:color w:val="FF4400"/>
           <w:sz w:val="24"/>
-          <w:szCs w:val="24"/>
         </w:rPr>
         <w:t>Священик:</w:t>
       </w:r>
       <w:r>
         <w:rPr>
-          <w:rFonts w:ascii="Times New Roman" w:hAnsi="Times New Roman" w:cs="Times New Roman"/>
-          <w:sz w:val="24"/>
-          <w:szCs w:val="24"/>
+          <w:rFonts w:ascii="Times New Roman" w:hAnsi="Times New Roman"/>
+          <w:sz w:val="24"/>
         </w:rPr>
         <w:t xml:space="preserve"> Слава Тобі, що Світло нам показав! </w:t>
       </w:r>
@@ -20492,7 +20516,7 @@
           <w:sz w:val="24"/>
           <w:szCs w:val="24"/>
         </w:rPr>
-        <w:t>(3 р.)</w:t>
+        <w:t>(3 р.)</w:t>
       </w:r>
     </w:p>
     <w:p>
@@ -21412,21 +21436,19 @@
       </w:pPr>
       <w:r>
         <w:rPr>
-          <w:rFonts w:ascii="Times New Roman" w:hAnsi="Times New Roman" w:cs="Times New Roman"/>
+          <w:rFonts w:ascii="Times New Roman" w:hAnsi="Times New Roman"/>
           <w:i/>
           <w:color w:val="FF4400"/>
           <w:sz w:val="24"/>
-          <w:szCs w:val="24"/>
         </w:rPr>
         <w:t>Священик:</w:t>
       </w:r>
       <w:r>
         <w:rPr>
-          <w:rFonts w:ascii="Times New Roman" w:hAnsi="Times New Roman" w:cs="Times New Roman"/>
-          <w:sz w:val="24"/>
-          <w:szCs w:val="24"/>
-        </w:rPr>
-        <w:t xml:space="preserve"> Бо Ти – Бог милости, ласк і людинолюбности, і Тобі славу віддаємо, Отцю, і Сину, і Святому Духові, нині, і повсякчас, і на віки віків.</w:t>
+          <w:rFonts w:ascii="Times New Roman" w:hAnsi="Times New Roman"/>
+          <w:sz w:val="24"/>
+        </w:rPr>
+        <w:t xml:space="preserve"> Бо Ти – Бог милости, ласк і людинолюбности, і Тобі славу віддаємо, Отцю, і Сину, і Святому Духові, нині, і повсякчас, і на віки віків.</w:t>
       </w:r>
     </w:p>
     <w:p>
@@ -21479,19 +21501,17 @@
       </w:pPr>
       <w:r>
         <w:rPr>
-          <w:rFonts w:ascii="Times New Roman" w:hAnsi="Times New Roman" w:cs="Times New Roman"/>
+          <w:rFonts w:ascii="Times New Roman" w:hAnsi="Times New Roman"/>
           <w:i/>
           <w:color w:val="FF4400"/>
           <w:sz w:val="24"/>
-          <w:szCs w:val="24"/>
         </w:rPr>
         <w:t>Священик:</w:t>
       </w:r>
       <w:r>
         <w:rPr>
-          <w:rFonts w:ascii="Times New Roman" w:hAnsi="Times New Roman" w:cs="Times New Roman"/>
-          <w:sz w:val="24"/>
-          <w:szCs w:val="24"/>
+          <w:rFonts w:ascii="Times New Roman" w:hAnsi="Times New Roman"/>
+          <w:sz w:val="24"/>
         </w:rPr>
         <w:t xml:space="preserve"> Мир всім.</w:t>
       </w:r>
@@ -21787,19 +21807,17 @@
       </w:pPr>
       <w:r>
         <w:rPr>
-          <w:rFonts w:ascii="Times New Roman" w:hAnsi="Times New Roman" w:cs="Times New Roman"/>
+          <w:rFonts w:ascii="Times New Roman" w:hAnsi="Times New Roman"/>
           <w:i/>
           <w:color w:val="FF4400"/>
           <w:sz w:val="24"/>
-          <w:szCs w:val="24"/>
         </w:rPr>
         <w:t>Священик:</w:t>
       </w:r>
       <w:r>
         <w:rPr>
-          <w:rFonts w:ascii="Times New Roman" w:hAnsi="Times New Roman" w:cs="Times New Roman"/>
-          <w:sz w:val="24"/>
-          <w:szCs w:val="24"/>
+          <w:rFonts w:ascii="Times New Roman" w:hAnsi="Times New Roman"/>
+          <w:sz w:val="24"/>
         </w:rPr>
         <w:t xml:space="preserve"> Благословенний Христос, Бог наш, завжди, нині і повсякчас, і на віки віків.</w:t>
       </w:r>
@@ -21854,20 +21872,17 @@
       </w:pPr>
       <w:r>
         <w:rPr>
-          <w:rFonts w:ascii="Times New Roman" w:hAnsi="Times New Roman" w:cs="Times New Roman"/>
+          <w:rFonts w:ascii="Times New Roman" w:hAnsi="Times New Roman"/>
           <w:i/>
           <w:color w:val="FF4400"/>
           <w:sz w:val="24"/>
-          <w:szCs w:val="24"/>
-        </w:rPr>
-        <w:lastRenderedPageBreak/>
+        </w:rPr>
         <w:t>Священик:</w:t>
       </w:r>
       <w:r>
         <w:rPr>
-          <w:rFonts w:ascii="Times New Roman" w:hAnsi="Times New Roman" w:cs="Times New Roman"/>
-          <w:sz w:val="24"/>
-          <w:szCs w:val="24"/>
+          <w:rFonts w:ascii="Times New Roman" w:hAnsi="Times New Roman"/>
+          <w:sz w:val="24"/>
         </w:rPr>
         <w:t xml:space="preserve"> Пресвята Богородице, спаси нас.</w:t>
       </w:r>
@@ -21913,19 +21928,17 @@
       </w:pPr>
       <w:r>
         <w:rPr>
-          <w:rFonts w:ascii="Times New Roman" w:hAnsi="Times New Roman" w:cs="Times New Roman"/>
+          <w:rFonts w:ascii="Times New Roman" w:hAnsi="Times New Roman"/>
           <w:i/>
           <w:color w:val="FF4400"/>
           <w:sz w:val="24"/>
-          <w:szCs w:val="24"/>
         </w:rPr>
         <w:t>Священик:</w:t>
       </w:r>
       <w:r>
         <w:rPr>
-          <w:rFonts w:ascii="Times New Roman" w:hAnsi="Times New Roman" w:cs="Times New Roman"/>
-          <w:sz w:val="24"/>
-          <w:szCs w:val="24"/>
+          <w:rFonts w:ascii="Times New Roman" w:hAnsi="Times New Roman"/>
+          <w:sz w:val="24"/>
         </w:rPr>
         <w:t xml:space="preserve"> Слава тобі, Христе Боже, надіє наша, слава тобі!</w:t>
       </w:r>
@@ -21975,7 +21988,7 @@
           <w:sz w:val="24"/>
           <w:szCs w:val="24"/>
         </w:rPr>
-        <w:t>(3 р.)</w:t>
+        <w:t>(3 р.)</w:t>
       </w:r>
       <w:r>
         <w:rPr>
@@ -21996,44 +22009,35 @@
       </w:r>
     </w:p>
     <w:p>
-      <w:pPr>
-        <w:rPr>
-          <w:rFonts w:ascii="Times New Roman" w:hAnsi="Times New Roman" w:cs="Times New Roman"/>
-        </w:rPr>
-      </w:pPr>
-      <w:r>
-        <w:rPr>
-          <w:rFonts w:ascii="Times New Roman" w:hAnsi="Times New Roman" w:cs="Times New Roman"/>
+      <w:r>
+        <w:rPr>
+          <w:rFonts w:ascii="Times New Roman" w:hAnsi="Times New Roman"/>
           <w:i/>
           <w:color w:val="FF4400"/>
           <w:sz w:val="24"/>
-          <w:szCs w:val="24"/>
         </w:rPr>
         <w:t>Священик:</w:t>
       </w:r>
       <w:r>
         <w:rPr>
-          <w:rFonts w:ascii="Times New Roman" w:hAnsi="Times New Roman" w:cs="Times New Roman"/>
-          <w:sz w:val="24"/>
-          <w:szCs w:val="24"/>
+          <w:rFonts w:ascii="Times New Roman" w:hAnsi="Times New Roman"/>
+          <w:sz w:val="24"/>
         </w:rPr>
         <w:t xml:space="preserve"> Христос, що воскрес із мертвих, істинний Бог наш - молитвами пречистої Своєї Матері, святих славних і всехвальних апостолів, святого, </w:t>
       </w:r>
       <w:r>
         <w:rPr>
-          <w:rFonts w:ascii="Times New Roman" w:hAnsi="Times New Roman" w:cs="Times New Roman"/>
+          <w:rFonts w:ascii="Times New Roman" w:hAnsi="Times New Roman"/>
           <w:i/>
           <w:color w:val="FF4400"/>
           <w:sz w:val="24"/>
-          <w:szCs w:val="24"/>
         </w:rPr>
         <w:t>якого є храм</w:t>
       </w:r>
       <w:r>
         <w:rPr>
-          <w:rFonts w:ascii="Times New Roman" w:hAnsi="Times New Roman" w:cs="Times New Roman"/>
-          <w:sz w:val="24"/>
-          <w:szCs w:val="24"/>
+          <w:rFonts w:ascii="Times New Roman" w:hAnsi="Times New Roman"/>
+          <w:sz w:val="24"/>
         </w:rPr>
         <w:t>, святих мучеників Флора й Лавра і всіх святих - помилує і спасе нас як благий і людинолюбний.</w:t>
       </w:r>
